--- a/public/templates/internal.docx
+++ b/public/templates/internal.docx
@@ -822,6 +822,11 @@
             </w:r>
           </w:p>
           <w:p>
+            <w:r>
+              <w:t xml:space="preserve">{#hasManagerialExperience}</w:t>
+            </w:r>
+          </w:p>
+          <w:p>
             <w:pPr>
               <w:pStyle w:val="Heading1"/>
               <w:jc w:val="left"/>
@@ -857,6 +862,11 @@
           <w:p>
             <w:r>
               <w:t xml:space="preserve">{/managerialExperience}</w:t>
+            </w:r>
+          </w:p>
+          <w:p>
+            <w:r>
+              <w:t xml:space="preserve">{/hasManagerialExperience}</w:t>
             </w:r>
           </w:p>
           <w:p>
@@ -1243,10 +1253,11 @@
     <w:lvl w:ilvl="0">
       <w:start w:val="1"/>
       <w:numFmt w:val="bullet"/>
+      <w:suff w:val="nothing"/>
       <w:lvlText w:val="​"/>
       <w:lvlJc w:val="left"/>
       <w:pPr>
-        <w:ind w:left="720" w:hanging="360"/>
+        <w:ind w:left="0" w:hanging="0"/>
       </w:pPr>
       <w:rPr>
         <w:u w:val="none"/>

--- a/public/templates/internal.docx
+++ b/public/templates/internal.docx
@@ -175,6 +175,11 @@
             </w:r>
           </w:p>
           <w:p>
+            <w:r>
+              <w:t xml:space="preserve">{#hasExperienceSummary}</w:t>
+            </w:r>
+          </w:p>
+          <w:p>
             <w:pPr>
               <w:spacing w:line="312" w:lineRule="auto"/>
               <w:rPr/>
@@ -187,6 +192,16 @@
             </w:r>
           </w:p>
           <w:p>
+            <w:r>
+              <w:t xml:space="preserve">{/hasExperienceSummary}</w:t>
+            </w:r>
+          </w:p>
+          <w:p>
+            <w:r>
+              <w:t xml:space="preserve">{#hasSpecialization}</w:t>
+            </w:r>
+          </w:p>
+          <w:p>
             <w:pPr>
               <w:spacing w:line="312" w:lineRule="auto"/>
               <w:rPr/>
@@ -196,6 +211,11 @@
                 <w:rtl w:val="0"/>
               </w:rPr>
               <w:t xml:space="preserve">{specialization}</w:t>
+            </w:r>
+          </w:p>
+          <w:p>
+            <w:r>
+              <w:t xml:space="preserve">{/hasSpecialization}</w:t>
             </w:r>
           </w:p>
         </w:tc>
@@ -348,7 +368,7 @@
               <w:rPr>
                 <w:rtl w:val="0"/>
               </w:rPr>
-              <w:t xml:space="preserve">Project {number} - {duration}</w:t>
+              <w:t xml:space="preserve">Project {number}{#hasDuration} - {duration}{/hasDuration}</w:t>
             </w:r>
           </w:p>
           <w:p>
@@ -360,6 +380,11 @@
                 <w:rtl w:val="0"/>
               </w:rPr>
               <w:t xml:space="preserve">{title}</w:t>
+            </w:r>
+          </w:p>
+          <w:p>
+            <w:r>
+              <w:t xml:space="preserve">{#hasTech}</w:t>
             </w:r>
           </w:p>
           <w:p>
@@ -400,6 +425,11 @@
                 <w:rtl w:val="0"/>
               </w:rPr>
               <w:t xml:space="preserve">{toolsAndTechnologies}</w:t>
+            </w:r>
+          </w:p>
+          <w:p>
+            <w:r>
+              <w:t xml:space="preserve">{/hasTech}</w:t>
             </w:r>
           </w:p>
           <w:p>
@@ -466,6 +496,11 @@
             </w:r>
           </w:p>
           <w:p>
+            <w:r>
+              <w:t xml:space="preserve">{#hasRole}</w:t>
+            </w:r>
+          </w:p>
+          <w:p>
             <w:pPr>
               <w:pageBreakBefore w:val="0"/>
               <w:widowControl w:val="1"/>
@@ -509,6 +544,11 @@
           </w:p>
           <w:p>
             <w:r>
+              <w:t xml:space="preserve">{/hasRole}</w:t>
+            </w:r>
+          </w:p>
+          <w:p>
+            <w:r>
               <w:t xml:space="preserve">{#hasProjectLink}</w:t>
             </w:r>
           </w:p>
@@ -563,6 +603,11 @@
             </w:r>
           </w:p>
           <w:p>
+            <w:r>
+              <w:t xml:space="preserve">{#hasDescription}</w:t>
+            </w:r>
+          </w:p>
+          <w:p>
             <w:pPr>
               <w:rPr/>
             </w:pPr>
@@ -571,6 +616,11 @@
                 <w:rtl w:val="0"/>
               </w:rPr>
               <w:t xml:space="preserve">{description}</w:t>
+            </w:r>
+          </w:p>
+          <w:p>
+            <w:r>
+              <w:t xml:space="preserve">{/hasDescription}</w:t>
             </w:r>
           </w:p>
           <w:p>
@@ -700,6 +750,11 @@
             </w:r>
           </w:p>
           <w:p>
+            <w:r>
+              <w:t xml:space="preserve">{#hasCertifications}</w:t>
+            </w:r>
+          </w:p>
+          <w:p>
             <w:pPr>
               <w:pStyle w:val="Heading1"/>
               <w:jc w:val="left"/>
@@ -756,6 +811,16 @@
               <w:rPr>
                 <w:rtl w:val="0"/>
               </w:rPr>
+            </w:r>
+          </w:p>
+          <w:p>
+            <w:r>
+              <w:t xml:space="preserve">{/hasCertifications}</w:t>
+            </w:r>
+          </w:p>
+          <w:p>
+            <w:r>
+              <w:t xml:space="preserve">{#hasTools}</w:t>
             </w:r>
           </w:p>
           <w:p>
@@ -823,6 +888,11 @@
           </w:p>
           <w:p>
             <w:r>
+              <w:t xml:space="preserve">{/hasTools}</w:t>
+            </w:r>
+          </w:p>
+          <w:p>
+            <w:r>
               <w:t xml:space="preserve">{#hasManagerialExperience}</w:t>
             </w:r>
           </w:p>
@@ -867,6 +937,11 @@
           <w:p>
             <w:r>
               <w:t xml:space="preserve">{/hasManagerialExperience}</w:t>
+            </w:r>
+          </w:p>
+          <w:p>
+            <w:r>
+              <w:t xml:space="preserve">{#hasDomains}</w:t>
             </w:r>
           </w:p>
           <w:p>
@@ -928,6 +1003,16 @@
             </w:r>
           </w:p>
           <w:p>
+            <w:r>
+              <w:t xml:space="preserve">{/hasDomains}</w:t>
+            </w:r>
+          </w:p>
+          <w:p>
+            <w:r>
+              <w:t xml:space="preserve">{#hasLanguages}</w:t>
+            </w:r>
+          </w:p>
+          <w:p>
             <w:pPr>
               <w:pStyle w:val="Heading1"/>
               <w:ind w:left="0" w:firstLine="0"/>
@@ -964,6 +1049,11 @@
           <w:p>
             <w:r>
               <w:t xml:space="preserve">{/languages}</w:t>
+            </w:r>
+          </w:p>
+          <w:p>
+            <w:r>
+              <w:t xml:space="preserve">{/hasLanguages}</w:t>
             </w:r>
           </w:p>
         </w:tc>

--- a/public/templates/internal.docx
+++ b/public/templates/internal.docx
@@ -932,6 +932,19 @@
           <w:p>
             <w:r>
               <w:t xml:space="preserve">{/managerialExperience}</w:t>
+            </w:r>
+          </w:p>
+          <w:p>
+            <w:pPr>
+              <w:jc w:val="left"/>
+              <w:rPr>
+                <w:color w:val="231f20"/>
+              </w:rPr>
+            </w:pPr>
+            <w:r>
+              <w:rPr>
+                <w:rtl w:val="0"/>
+              </w:rPr>
             </w:r>
           </w:p>
           <w:p>

--- a/public/templates/internal.docx
+++ b/public/templates/internal.docx
@@ -5,6 +5,8 @@
     <w:p>
       <w:pPr>
         <w:pStyle w:val="Heading3"/>
+        <w:ind w:left="7554" w:right="0" w:firstLine="0"/>
+        <w:jc w:val="left"/>
         <w:rPr/>
       </w:pPr>
       <w:bookmarkStart w:colFirst="0" w:colLast="0" w:name="_nrxbeu7kyqa2" w:id="0"/>
@@ -13,17 +15,7 @@
         <w:rPr>
           <w:rtl w:val="0"/>
         </w:rPr>
-        <w:tab/>
-        <w:tab/>
-        <w:tab/>
-        <w:tab/>
-        <w:tab/>
-        <w:tab/>
-        <w:tab/>
-        <w:tab/>
-        <w:tab/>
-        <w:tab/>
-        <w:t xml:space="preserve">      A PROUD MEMBER OF </w:t>
+        <w:t xml:space="preserve">A PROUD MEMBER OF</w:t>
       </w:r>
     </w:p>
     <w:tbl>
@@ -105,17 +97,17 @@
             </w:r>
             <w:r>
               <w:drawing>
-                <wp:anchor allowOverlap="1" behindDoc="0" distB="114300" distT="114300" distL="114300" distR="114300" hidden="0" layoutInCell="1" locked="0" relativeHeight="0" simplePos="0">
+                <wp:anchor allowOverlap="1" behindDoc="0" distB="114300" distT="0" distL="114300" distR="114300" hidden="0" layoutInCell="1" locked="0" relativeHeight="0" simplePos="0">
                   <wp:simplePos x="0" y="0"/>
                   <wp:positionH relativeFrom="column">
-                    <wp:posOffset>4352925</wp:posOffset>
+                    <wp:posOffset>4695825</wp:posOffset>
                   </wp:positionH>
                   <wp:positionV relativeFrom="paragraph">
-                    <wp:posOffset>19051</wp:posOffset>
+                    <wp:posOffset>-57150</wp:posOffset>
                   </wp:positionV>
-                  <wp:extent cx="1897074" cy="610553"/>
+                  <wp:extent cx="1320800" cy="414891"/>
                   <wp:effectExtent b="0" l="0" r="0" t="0"/>
-                  <wp:wrapSquare wrapText="bothSides" distB="114300" distT="114300" distL="114300" distR="114300"/>
+                  <wp:wrapSquare wrapText="bothSides" distB="114300" distT="0" distL="114300" distR="114300"/>
                   <wp:docPr id="2" name="image1.png"/>
                   <a:graphic>
                     <a:graphicData uri="http://schemas.openxmlformats.org/drawingml/2006/picture">
@@ -126,7 +118,7 @@
                         </pic:nvPicPr>
                         <pic:blipFill>
                           <a:blip r:embed="rId6"/>
-                          <a:srcRect b="18103" l="0" r="0" t="18103"/>
+                          <a:srcRect l="15300" t="28200" r="15300" b="28200"/>
                           <a:stretch>
                             <a:fillRect/>
                           </a:stretch>
@@ -134,7 +126,7 @@
                         <pic:spPr>
                           <a:xfrm>
                             <a:off x="0" y="0"/>
-                            <a:ext cx="1897074" cy="610553"/>
+                            <a:ext cx="1320800" cy="414891"/>
                           </a:xfrm>
                           <a:prstGeom prst="rect"/>
                           <a:ln/>

--- a/public/templates/internal.docx
+++ b/public/templates/internal.docx
@@ -601,6 +601,17 @@
           </w:p>
           <w:p>
             <w:pPr>
+              <w:spacing w:before="0" w:line="240" w:lineRule="auto"/>
+              <w:jc w:val="both"/>
+            </w:pPr>
+            <w:r>
+              <w:rPr>
+                <w:rtl w:val="0"/>
+              </w:rPr>
+            </w:r>
+          </w:p>
+          <w:p>
+            <w:pPr>
               <w:rPr/>
             </w:pPr>
             <w:r>
@@ -613,6 +624,22 @@
           <w:p>
             <w:r>
               <w:t xml:space="preserve">{/hasDescription}</w:t>
+            </w:r>
+          </w:p>
+          <w:p>
+            <w:r>
+              <w:t xml:space="preserve">{#hasResponsibilities}</w:t>
+            </w:r>
+          </w:p>
+          <w:p>
+            <w:pPr>
+              <w:spacing w:before="0" w:line="240" w:lineRule="auto"/>
+              <w:jc w:val="both"/>
+            </w:pPr>
+            <w:r>
+              <w:rPr>
+                <w:rtl w:val="0"/>
+              </w:rPr>
             </w:r>
           </w:p>
           <w:p>
@@ -626,6 +653,7 @@
                 <w:ilvl w:val="0"/>
                 <w:numId w:val="1"/>
               </w:numPr>
+              <w:spacing w:before="0" w:after="96" w:line="276" w:lineRule="auto"/>
               <w:ind w:left="720" w:hanging="360"/>
               <w:rPr>
                 <w:u w:val="none"/>
@@ -641,6 +669,11 @@
           <w:p>
             <w:r>
               <w:t xml:space="preserve">{/responsibilities}</w:t>
+            </w:r>
+          </w:p>
+          <w:p>
+            <w:r>
+              <w:t xml:space="preserve">{/hasResponsibilities}</w:t>
             </w:r>
           </w:p>
           <w:p>
@@ -1236,14 +1269,15 @@
     <w:lvl w:ilvl="0">
       <w:start w:val="1"/>
       <w:numFmt w:val="bullet"/>
-      <w:lvlText w:val="●"/>
+      <w:lvlText w:val="•"/>
       <w:lvlJc w:val="left"/>
       <w:pPr>
         <w:ind w:left="720" w:hanging="360"/>
       </w:pPr>
       <w:rPr>
-        <w:sz w:val="16"/>
-        <w:szCs w:val="16"/>
+        <w:rFonts w:ascii="Lexend" w:cs="Lexend" w:eastAsia="Lexend" w:hAnsi="Lexend"/>
+        <w:sz w:val="22"/>
+        <w:szCs w:val="22"/>
         <w:u w:val="none"/>
       </w:rPr>
     </w:lvl>
@@ -1459,14 +1493,15 @@
     <w:lvl w:ilvl="0">
       <w:start w:val="1"/>
       <w:numFmt w:val="bullet"/>
-      <w:lvlText w:val="●"/>
+      <w:lvlText w:val="•"/>
       <w:lvlJc w:val="left"/>
       <w:pPr>
         <w:ind w:left="720" w:hanging="360"/>
       </w:pPr>
       <w:rPr>
-        <w:sz w:val="18"/>
-        <w:szCs w:val="18"/>
+        <w:rFonts w:ascii="Lexend" w:cs="Lexend" w:eastAsia="Lexend" w:hAnsi="Lexend"/>
+        <w:sz w:val="22"/>
+        <w:szCs w:val="22"/>
         <w:u w:val="none"/>
       </w:rPr>
     </w:lvl>

--- a/public/templates/internal.docx
+++ b/public/templates/internal.docx
@@ -727,6 +727,7 @@
           <w:p>
             <w:pPr>
               <w:pStyle w:val="Heading2"/>
+              <w:spacing w:before="0" w:after="0" w:line="276" w:lineRule="auto"/>
               <w:jc w:val="left"/>
               <w:rPr/>
             </w:pPr>
@@ -741,6 +742,7 @@
           </w:p>
           <w:p>
             <w:pPr>
+              <w:spacing w:before="0" w:after="96" w:line="276" w:lineRule="auto"/>
               <w:jc w:val="left"/>
               <w:rPr/>
             </w:pPr>
@@ -752,26 +754,21 @@
             </w:r>
           </w:p>
           <w:p>
-            <w:pPr>
-              <w:pageBreakBefore w:val="0"/>
-              <w:spacing w:before="0" w:line="276" w:lineRule="auto"/>
-              <w:ind w:right="300"/>
+            <w:r>
+              <w:t xml:space="preserve">{/skills}</w:t>
+            </w:r>
+          </w:p>
+          <w:p>
+            <w:pPr>
               <w:jc w:val="left"/>
               <w:rPr>
-                <w:rFonts w:ascii="Lexend Light" w:cs="Lexend Light" w:eastAsia="Lexend Light" w:hAnsi="Lexend Light"/>
-                <w:sz w:val="22"/>
-                <w:szCs w:val="22"/>
-              </w:rPr>
-            </w:pPr>
-            <w:r>
-              <w:rPr>
-                <w:rtl w:val="0"/>
-              </w:rPr>
-            </w:r>
-          </w:p>
-          <w:p>
-            <w:r>
-              <w:t xml:space="preserve">{/skills}</w:t>
+                <w:color w:val="231f20"/>
+              </w:rPr>
+            </w:pPr>
+            <w:r>
+              <w:rPr>
+                <w:rtl w:val="0"/>
+              </w:rPr>
             </w:r>
           </w:p>
           <w:p>
@@ -805,6 +802,7 @@
                 <w:ilvl w:val="0"/>
                 <w:numId w:val="2"/>
               </w:numPr>
+              <w:spacing w:before="0" w:after="96" w:line="276" w:lineRule="auto"/>
               <w:jc w:val="left"/>
               <w:rPr>
                 <w:color w:val="231f20"/>
@@ -861,6 +859,34 @@
                 <w:rtl w:val="0"/>
               </w:rPr>
               <w:t xml:space="preserve">Tools</w:t>
+            </w:r>
+          </w:p>
+          <w:p>
+            <w:pPr>
+              <w:pageBreakBefore w:val="0"/>
+              <w:numPr>
+                <w:ilvl w:val="0"/>
+                <w:numId w:val="2"/>
+              </w:numPr>
+              <w:spacing w:before="0" w:after="96" w:line="276" w:lineRule="auto"/>
+              <w:ind w:right="300"/>
+              <w:jc w:val="left"/>
+              <w:rPr>
+                <w:rFonts w:ascii="Lexend Light" w:cs="Lexend Light" w:eastAsia="Lexend Light" w:hAnsi="Lexend Light"/>
+                <w:color w:val="231f20"/>
+                <w:sz w:val="22"/>
+                <w:szCs w:val="22"/>
+              </w:rPr>
+            </w:pPr>
+            <w:r>
+              <w:rPr>
+                <w:rFonts w:ascii="Lexend Light" w:cs="Lexend Light" w:eastAsia="Lexend Light" w:hAnsi="Lexend Light"/>
+                <w:color w:val="231f20"/>
+                <w:sz w:val="22"/>
+                <w:szCs w:val="22"/>
+                <w:rtl w:val="0"/>
+              </w:rPr>
+              <w:t xml:space="preserve">{tools}</w:t>
             </w:r>
           </w:p>
           <w:p>
@@ -874,20 +900,124 @@
               <w:jc w:val="left"/>
               <w:rPr>
                 <w:rFonts w:ascii="Lexend Light" w:cs="Lexend Light" w:eastAsia="Lexend Light" w:hAnsi="Lexend Light"/>
-                <w:color w:val="231f20"/>
                 <w:sz w:val="22"/>
                 <w:szCs w:val="22"/>
               </w:rPr>
             </w:pPr>
             <w:r>
               <w:rPr>
-                <w:rFonts w:ascii="Lexend Light" w:cs="Lexend Light" w:eastAsia="Lexend Light" w:hAnsi="Lexend Light"/>
+                <w:rtl w:val="0"/>
+              </w:rPr>
+            </w:r>
+          </w:p>
+          <w:p>
+            <w:r>
+              <w:t xml:space="preserve">{/hasTools}</w:t>
+            </w:r>
+          </w:p>
+          <w:p>
+            <w:r>
+              <w:t xml:space="preserve">{#hasManagerialExperience}</w:t>
+            </w:r>
+          </w:p>
+          <w:p>
+            <w:pPr>
+              <w:pStyle w:val="Heading1"/>
+              <w:jc w:val="left"/>
+              <w:rPr/>
+            </w:pPr>
+            <w:bookmarkStart w:colFirst="0" w:colLast="0" w:name="_6ss1ldcg9sb" w:id="37"/>
+            <w:bookmarkEnd w:id="37"/>
+            <w:r>
+              <w:rPr>
+                <w:rtl w:val="0"/>
+              </w:rPr>
+              <w:t xml:space="preserve">Managerial Experience</w:t>
+            </w:r>
+          </w:p>
+          <w:p>
+            <w:r>
+              <w:t xml:space="preserve">{#managerialExperience}</w:t>
+            </w:r>
+          </w:p>
+          <w:p>
+            <w:pPr>
+              <w:spacing w:before="0" w:after="96" w:line="276" w:lineRule="auto"/>
+              <w:jc w:val="left"/>
+              <w:rPr/>
+            </w:pPr>
+            <w:r>
+              <w:rPr>
+                <w:rtl w:val="0"/>
+              </w:rPr>
+              <w:t xml:space="preserve">{.}</w:t>
+            </w:r>
+          </w:p>
+          <w:p>
+            <w:r>
+              <w:t xml:space="preserve">{/managerialExperience}</w:t>
+            </w:r>
+          </w:p>
+          <w:p>
+            <w:pPr>
+              <w:jc w:val="left"/>
+              <w:rPr>
                 <w:color w:val="231f20"/>
-                <w:sz w:val="22"/>
-                <w:szCs w:val="22"/>
-                <w:rtl w:val="0"/>
-              </w:rPr>
-              <w:t xml:space="preserve">{tools}</w:t>
+              </w:rPr>
+            </w:pPr>
+            <w:r>
+              <w:rPr>
+                <w:rtl w:val="0"/>
+              </w:rPr>
+            </w:r>
+          </w:p>
+          <w:p>
+            <w:r>
+              <w:t xml:space="preserve">{/hasManagerialExperience}</w:t>
+            </w:r>
+          </w:p>
+          <w:p>
+            <w:r>
+              <w:t xml:space="preserve">{#hasDomains}</w:t>
+            </w:r>
+          </w:p>
+          <w:p>
+            <w:pPr>
+              <w:pStyle w:val="Heading1"/>
+              <w:jc w:val="left"/>
+              <w:rPr/>
+            </w:pPr>
+            <w:bookmarkStart w:colFirst="0" w:colLast="0" w:name="_jheiv7ka0yr2" w:id="39"/>
+            <w:bookmarkEnd w:id="39"/>
+            <w:r>
+              <w:rPr>
+                <w:rtl w:val="0"/>
+              </w:rPr>
+              <w:t xml:space="preserve">Domain</w:t>
+            </w:r>
+          </w:p>
+          <w:p>
+            <w:r>
+              <w:t xml:space="preserve">{#domains}</w:t>
+            </w:r>
+          </w:p>
+          <w:p>
+            <w:pPr>
+              <w:spacing w:before="0" w:after="96" w:line="276" w:lineRule="auto"/>
+              <w:ind w:left="0" w:firstLine="0"/>
+              <w:jc w:val="left"/>
+              <w:rPr/>
+            </w:pPr>
+            <w:r>
+              <w:rPr>
+                <w:rtl w:val="0"/>
+              </w:rPr>
+              <w:t xml:space="preserve">{.}</w:t>
+            </w:r>
+          </w:p>
+          <w:p>
+            <w:r>
+              <w:t xml:space="preserve">{/domains}</w:t>
             </w:r>
           </w:p>
           <w:p>
@@ -901,137 +1031,6 @@
               <w:jc w:val="left"/>
               <w:rPr>
                 <w:rFonts w:ascii="Lexend Light" w:cs="Lexend Light" w:eastAsia="Lexend Light" w:hAnsi="Lexend Light"/>
-                <w:sz w:val="22"/>
-                <w:szCs w:val="22"/>
-              </w:rPr>
-            </w:pPr>
-            <w:r>
-              <w:rPr>
-                <w:rtl w:val="0"/>
-              </w:rPr>
-            </w:r>
-          </w:p>
-          <w:p>
-            <w:r>
-              <w:t xml:space="preserve">{/hasTools}</w:t>
-            </w:r>
-          </w:p>
-          <w:p>
-            <w:r>
-              <w:t xml:space="preserve">{#hasManagerialExperience}</w:t>
-            </w:r>
-          </w:p>
-          <w:p>
-            <w:pPr>
-              <w:pStyle w:val="Heading1"/>
-              <w:jc w:val="left"/>
-              <w:rPr/>
-            </w:pPr>
-            <w:bookmarkStart w:colFirst="0" w:colLast="0" w:name="_6ss1ldcg9sb" w:id="37"/>
-            <w:bookmarkEnd w:id="37"/>
-            <w:r>
-              <w:rPr>
-                <w:rtl w:val="0"/>
-              </w:rPr>
-              <w:t xml:space="preserve">Managerial Experience</w:t>
-            </w:r>
-          </w:p>
-          <w:p>
-            <w:r>
-              <w:t xml:space="preserve">{#managerialExperience}</w:t>
-            </w:r>
-          </w:p>
-          <w:p>
-            <w:pPr>
-              <w:spacing w:line="312" w:lineRule="auto"/>
-              <w:jc w:val="left"/>
-              <w:rPr/>
-            </w:pPr>
-            <w:r>
-              <w:rPr>
-                <w:rtl w:val="0"/>
-              </w:rPr>
-              <w:t xml:space="preserve">{.}</w:t>
-            </w:r>
-          </w:p>
-          <w:p>
-            <w:r>
-              <w:t xml:space="preserve">{/managerialExperience}</w:t>
-            </w:r>
-          </w:p>
-          <w:p>
-            <w:pPr>
-              <w:jc w:val="left"/>
-              <w:rPr>
-                <w:color w:val="231f20"/>
-              </w:rPr>
-            </w:pPr>
-            <w:r>
-              <w:rPr>
-                <w:rtl w:val="0"/>
-              </w:rPr>
-            </w:r>
-          </w:p>
-          <w:p>
-            <w:r>
-              <w:t xml:space="preserve">{/hasManagerialExperience}</w:t>
-            </w:r>
-          </w:p>
-          <w:p>
-            <w:r>
-              <w:t xml:space="preserve">{#hasDomains}</w:t>
-            </w:r>
-          </w:p>
-          <w:p>
-            <w:pPr>
-              <w:pStyle w:val="Heading1"/>
-              <w:jc w:val="left"/>
-              <w:rPr/>
-            </w:pPr>
-            <w:bookmarkStart w:colFirst="0" w:colLast="0" w:name="_jheiv7ka0yr2" w:id="39"/>
-            <w:bookmarkEnd w:id="39"/>
-            <w:r>
-              <w:rPr>
-                <w:rtl w:val="0"/>
-              </w:rPr>
-              <w:t xml:space="preserve">Domain</w:t>
-            </w:r>
-          </w:p>
-          <w:p>
-            <w:r>
-              <w:t xml:space="preserve">{#domains}</w:t>
-            </w:r>
-          </w:p>
-          <w:p>
-            <w:pPr>
-              <w:spacing w:line="312" w:lineRule="auto"/>
-              <w:ind w:left="0" w:firstLine="0"/>
-              <w:jc w:val="left"/>
-              <w:rPr/>
-            </w:pPr>
-            <w:r>
-              <w:rPr>
-                <w:rtl w:val="0"/>
-              </w:rPr>
-              <w:t xml:space="preserve">{.}</w:t>
-            </w:r>
-          </w:p>
-          <w:p>
-            <w:r>
-              <w:t xml:space="preserve">{/domains}</w:t>
-            </w:r>
-          </w:p>
-          <w:p>
-            <w:pPr>
-              <w:pageBreakBefore w:val="0"/>
-              <w:numPr>
-                <w:ilvl w:val="0"/>
-                <w:numId w:val="2"/>
-              </w:numPr>
-              <w:ind w:right="300"/>
-              <w:jc w:val="left"/>
-              <w:rPr>
-                <w:rFonts w:ascii="Lexend Light" w:cs="Lexend Light" w:eastAsia="Lexend Light" w:hAnsi="Lexend Light"/>
               </w:rPr>
             </w:pPr>
             <w:r>
@@ -1073,7 +1072,7 @@
           </w:p>
           <w:p>
             <w:pPr>
-              <w:spacing w:line="312" w:lineRule="auto"/>
+              <w:spacing w:before="0" w:after="96" w:line="276" w:lineRule="auto"/>
               <w:jc w:val="left"/>
               <w:rPr/>
             </w:pPr>

--- a/public/templates/internal.docx
+++ b/public/templates/internal.docx
@@ -678,7 +678,17 @@
           </w:p>
           <w:p>
             <w:r>
+              <w:t xml:space="preserve">{#hasNext}</w:t>
+            </w:r>
+          </w:p>
+          <w:p>
+            <w:r>
               <w:t xml:space="preserve"/>
+            </w:r>
+          </w:p>
+          <w:p>
+            <w:r>
+              <w:t xml:space="preserve">{/hasNext}</w:t>
             </w:r>
           </w:p>
           <w:p>

--- a/public/templates/internal.docx
+++ b/public/templates/internal.docx
@@ -1130,33 +1130,120 @@
 <w:ftr xmlns:mc="http://schemas.openxmlformats.org/markup-compatibility/2006" xmlns:o="urn:schemas-microsoft-com:office:office" xmlns:r="http://schemas.openxmlformats.org/officeDocument/2006/relationships" xmlns:m="http://schemas.openxmlformats.org/officeDocument/2006/math" xmlns:v="urn:schemas-microsoft-com:vml" xmlns:wp="http://schemas.openxmlformats.org/drawingml/2006/wordprocessingDrawing" xmlns:w10="urn:schemas-microsoft-com:office:word" xmlns:w="http://schemas.openxmlformats.org/wordprocessingml/2006/main" xmlns:wne="http://schemas.microsoft.com/office/word/2006/wordml" xmlns:sl="http://schemas.openxmlformats.org/schemaLibrary/2006/main" xmlns:a="http://schemas.openxmlformats.org/drawingml/2006/main" xmlns:pic="http://schemas.openxmlformats.org/drawingml/2006/picture" xmlns:c="http://schemas.openxmlformats.org/drawingml/2006/chart" xmlns:lc="http://schemas.openxmlformats.org/drawingml/2006/lockedCanvas" xmlns:dgm="http://schemas.openxmlformats.org/drawingml/2006/diagram" xmlns:wps="http://schemas.microsoft.com/office/word/2010/wordprocessingShape" xmlns:wpg="http://schemas.microsoft.com/office/word/2010/wordprocessingGroup" xmlns:w14="http://schemas.microsoft.com/office/word/2010/wordml" xmlns:w15="http://schemas.microsoft.com/office/word/2012/wordml" xmlns:w16="http://schemas.microsoft.com/office/word/2018/wordml" xmlns:w16cex="http://schemas.microsoft.com/office/word/2018/wordml/cex" xmlns:w16cid="http://schemas.microsoft.com/office/word/2016/wordml/cid" xmlns="http://schemas.microsoft.com/office/tasks/2019/documenttasks" xmlns:cr="http://schemas.microsoft.com/office/comments/2020/reactions">
   <w:p>
     <w:pPr>
-      <w:pageBreakBefore w:val="0"/>
-      <w:rPr>
-        <w:color w:val="231f20"/>
-        <w:sz w:val="28"/>
-        <w:szCs w:val="28"/>
+      <w:framePr w:w="800" w:h="240" w:hRule="exact" w:wrap="notBeside" w:vAnchor="page" w:hAnchor="page" w:x="10546" w:y="15370"/>
+      <w:spacing w:before="0" w:after="0" w:line="240" w:lineRule="exact"/>
+      <w:ind w:left="0" w:right="0" w:firstLine="0"/>
+      <w:jc w:val="right"/>
+      <w:rPr>
+        <w:rFonts w:ascii="Lexend" w:cs="Lexend" w:eastAsia="Lexend" w:hAnsi="Lexend"/>
+        <w:b w:val="0"/>
+        <w:bCs w:val="0"/>
+        <w:color w:val="231F20"/>
+        <w:sz w:val="29"/>
+        <w:szCs w:val="29"/>
         <w:vertAlign w:val="superscript"/>
       </w:rPr>
     </w:pPr>
     <w:r>
       <w:rPr>
+        <w:rFonts w:ascii="Lexend" w:cs="Lexend" w:eastAsia="Lexend" w:hAnsi="Lexend"/>
+        <w:b w:val="0"/>
+        <w:bCs w:val="0"/>
+        <w:color w:val="231F20"/>
+        <w:sz w:val="29"/>
+        <w:szCs w:val="29"/>
         <w:vertAlign w:val="superscript"/>
       </w:rPr>
+      <w:fldChar w:fldCharType="begin"/>
+    </w:r>
+    <w:r>
+      <w:rPr>
+        <w:rFonts w:ascii="Lexend" w:cs="Lexend" w:eastAsia="Lexend" w:hAnsi="Lexend"/>
+        <w:b w:val="0"/>
+        <w:bCs w:val="0"/>
+        <w:color w:val="231F20"/>
+        <w:sz w:val="29"/>
+        <w:szCs w:val="29"/>
+        <w:vertAlign w:val="superscript"/>
+      </w:rPr>
+      <w:instrText xml:space="preserve"> PAGE </w:instrText>
+    </w:r>
+    <w:r>
+      <w:rPr>
+        <w:rFonts w:ascii="Lexend" w:cs="Lexend" w:eastAsia="Lexend" w:hAnsi="Lexend"/>
+        <w:b w:val="0"/>
+        <w:bCs w:val="0"/>
+        <w:color w:val="231F20"/>
+        <w:sz w:val="29"/>
+        <w:szCs w:val="29"/>
+        <w:vertAlign w:val="superscript"/>
+      </w:rPr>
+      <w:fldChar w:fldCharType="separate"/>
+    </w:r>
+    <w:r>
+      <w:rPr>
+        <w:rFonts w:ascii="Lexend" w:cs="Lexend" w:eastAsia="Lexend" w:hAnsi="Lexend"/>
+        <w:b w:val="0"/>
+        <w:bCs w:val="0"/>
+        <w:color w:val="231F20"/>
+        <w:sz w:val="29"/>
+        <w:szCs w:val="29"/>
+        <w:vertAlign w:val="superscript"/>
+      </w:rPr>
+      <w:t>1</w:t>
+    </w:r>
+    <w:r>
+      <w:rPr>
+        <w:rFonts w:ascii="Lexend" w:cs="Lexend" w:eastAsia="Lexend" w:hAnsi="Lexend"/>
+        <w:b w:val="0"/>
+        <w:bCs w:val="0"/>
+        <w:color w:val="231F20"/>
+        <w:sz w:val="29"/>
+        <w:szCs w:val="29"/>
+        <w:vertAlign w:val="superscript"/>
+      </w:rPr>
+      <w:fldChar w:fldCharType="end"/>
+    </w:r>
+  </w:p>
+  <w:p>
+    <w:pPr>
+      <w:spacing w:before="0" w:after="0" w:line="20" w:lineRule="exact"/>
+      <w:ind w:left="0" w:right="0" w:firstLine="0"/>
+      <w:jc w:val="left"/>
+      <w:rPr>
+        <w:sz w:val="2"/>
+        <w:szCs w:val="2"/>
+      </w:rPr>
+    </w:pPr>
+    <w:r>
+      <w:rPr>
+        <w:sz w:val="2"/>
+        <w:szCs w:val="2"/>
+      </w:rPr>
       <w:drawing>
-        <wp:inline distB="114300" distT="114300" distL="114300" distR="114300">
-          <wp:extent cx="309563" cy="190500"/>
-          <wp:effectExtent b="0" l="0" r="0" t="0"/>
-          <wp:docPr id="1" name="image2.jpg"/>
+        <wp:anchor distT="0" distB="0" distL="0" distR="0" simplePos="0" relativeHeight="1" behindDoc="0" locked="1" layoutInCell="1" allowOverlap="1">
+          <wp:simplePos x="0" y="0"/>
+          <wp:positionH relativeFrom="page">
+            <wp:posOffset>567690</wp:posOffset>
+          </wp:positionH>
+          <wp:positionV relativeFrom="page">
+            <wp:posOffset>9672320</wp:posOffset>
+          </wp:positionV>
+          <wp:extent cx="313690" cy="190500"/>
+          <wp:effectExtent l="0" t="0" r="0" b="0"/>
+          <wp:wrapNone/>
+          <wp:docPr id="101" name="footer logo"/>
+          <wp:cNvGraphicFramePr/>
           <a:graphic>
             <a:graphicData uri="http://schemas.openxmlformats.org/drawingml/2006/picture">
               <pic:pic>
                 <pic:nvPicPr>
-                  <pic:cNvPr id="0" name="image2.jpg"/>
+                  <pic:cNvPr id="0" name="footer logo"/>
                   <pic:cNvPicPr preferRelativeResize="0"/>
                 </pic:nvPicPr>
                 <pic:blipFill>
                   <a:blip r:embed="rId1"/>
-                  <a:srcRect b="0" l="0" r="0" t="0"/>
+                  <a:srcRect l="0" t="0" r="0" b="0"/>
                   <a:stretch>
                     <a:fillRect/>
                   </a:stretch>
@@ -1164,7 +1251,7 @@
                 <pic:spPr>
                   <a:xfrm>
                     <a:off x="0" y="0"/>
-                    <a:ext cx="309563" cy="190500"/>
+                    <a:ext cx="313690" cy="190500"/>
                   </a:xfrm>
                   <a:prstGeom prst="rect"/>
                   <a:ln/>
@@ -1172,83 +1259,8 @@
               </pic:pic>
             </a:graphicData>
           </a:graphic>
-        </wp:inline>
+        </wp:anchor>
       </w:drawing>
-    </w:r>
-    <w:r>
-      <w:rPr>
-        <w:vertAlign w:val="superscript"/>
-        <w:rtl w:val="0"/>
-      </w:rPr>
-      <w:t xml:space="preserve">                                                                                                                                                                                                                                                           </w:t>
-    </w:r>
-    <w:r>
-      <w:rPr>
-        <w:rFonts w:ascii="Avenir" w:cs="Avenir" w:eastAsia="Avenir" w:hAnsi="Avenir"/>
-        <w:b w:val="1"/>
-        <w:bCs w:val="1"/>
-        <w:color w:val="000000"/>
-        <w:sz w:val="28"/>
-        <w:szCs w:val="28"/>
-        <w:vertAlign w:val="superscript"/>
-        <w:rtl w:val="0"/>
-      </w:rPr>
-      <w:t xml:space="preserve"> </w:t>
-    </w:r>
-    <w:r>
-      <w:rPr>
-        <w:color w:val="231f20"/>
-        <w:sz w:val="28"/>
-        <w:szCs w:val="28"/>
-        <w:vertAlign w:val="superscript"/>
-      </w:rPr>
-      <w:fldChar w:fldCharType="begin"/>
-      <w:instrText xml:space="preserve">PAGE</w:instrText>
-      <w:fldChar w:fldCharType="separate"/>
-      <w:fldChar w:fldCharType="end"/>
-    </w:r>
-    <w:r>
-      <w:rPr>
-        <w:rtl w:val="0"/>
-      </w:rPr>
-    </w:r>
-  </w:p>
-  <w:p>
-    <w:pPr>
-      <w:pageBreakBefore w:val="0"/>
-      <w:rPr>
-        <w:color w:val="231f20"/>
-        <w:sz w:val="28"/>
-        <w:szCs w:val="28"/>
-        <w:vertAlign w:val="superscript"/>
-      </w:rPr>
-    </w:pPr>
-    <w:r>
-      <w:rPr>
-        <w:vertAlign w:val="superscript"/>
-        <w:rtl w:val="0"/>
-      </w:rPr>
-      <w:t xml:space="preserve">                                                                                                                                                                               </w:t>
-    </w:r>
-    <w:r>
-      <w:rPr>
-        <w:rFonts w:ascii="Avenir" w:cs="Avenir" w:eastAsia="Avenir" w:hAnsi="Avenir"/>
-        <w:b w:val="1"/>
-        <w:bCs w:val="1"/>
-        <w:color w:val="000000"/>
-        <w:sz w:val="28"/>
-        <w:szCs w:val="28"/>
-        <w:vertAlign w:val="superscript"/>
-        <w:rtl w:val="0"/>
-      </w:rPr>
-      <w:t xml:space="preserve">                                             </w:t>
-      <w:tab/>
-      <w:t xml:space="preserve">                    </w:t>
-    </w:r>
-    <w:r>
-      <w:rPr>
-        <w:rtl w:val="0"/>
-      </w:rPr>
     </w:r>
   </w:p>
 </w:ftr>

--- a/public/templates/internal.docx
+++ b/public/templates/internal.docx
@@ -5,14 +5,28 @@
     <w:p>
       <w:pPr>
         <w:pStyle w:val="Heading3"/>
-        <w:ind w:left="7554" w:right="0" w:firstLine="0"/>
+        <w:spacing w:before="152" w:after="0" w:line="200" w:lineRule="exact"/>
+        <w:ind w:left="7370" w:right="0" w:firstLine="0"/>
         <w:jc w:val="left"/>
-        <w:rPr/>
+        <w:rPr>
+          <w:rFonts w:ascii="Lexend" w:cs="Lexend" w:eastAsia="Lexend" w:hAnsi="Lexend"/>
+          <w:b w:val="0"/>
+          <w:bCs w:val="0"/>
+          <w:color w:val="666666"/>
+          <w:sz w:val="16"/>
+          <w:szCs w:val="16"/>
+        </w:rPr>
       </w:pPr>
       <w:bookmarkStart w:colFirst="0" w:colLast="0" w:name="_nrxbeu7kyqa2" w:id="0"/>
       <w:bookmarkEnd w:id="0"/>
       <w:r>
         <w:rPr>
+          <w:rFonts w:ascii="Lexend" w:cs="Lexend" w:eastAsia="Lexend" w:hAnsi="Lexend"/>
+          <w:b w:val="0"/>
+          <w:bCs w:val="0"/>
+          <w:color w:val="666666"/>
+          <w:sz w:val="16"/>
+          <w:szCs w:val="16"/>
           <w:rtl w:val="0"/>
         </w:rPr>
         <w:t xml:space="preserve">A PROUD MEMBER OF</w:t>
@@ -21,9 +35,9 @@
     <w:tbl>
       <w:tblPr>
         <w:tblStyle w:val="Table1"/>
-        <w:tblW w:w="10455.0" w:type="dxa"/>
+        <w:tblW w:w="10470" w:type="dxa"/>
         <w:jc w:val="left"/>
-        <w:tblInd w:w="15.0" w:type="dxa"/>
+        <w:tblInd w:w="6" w:type="dxa"/>
         <w:tblBorders>
           <w:top w:color="000000" w:space="0" w:sz="8" w:val="single"/>
           <w:left w:color="000000" w:space="0" w:sz="8" w:val="single"/>
@@ -36,12 +50,12 @@
         <w:tblLook w:val="0600"/>
       </w:tblPr>
       <w:tblGrid>
-        <w:gridCol w:w="7395"/>
-        <w:gridCol w:w="3060"/>
+        <w:gridCol w:w="7170"/>
+        <w:gridCol w:w="3300"/>
         <w:tblGridChange w:id="0">
           <w:tblGrid>
-            <w:gridCol w:w="7395"/>
-            <w:gridCol w:w="3060"/>
+            <w:gridCol w:w="7170"/>
+            <w:gridCol w:w="3300"/>
           </w:tblGrid>
         </w:tblGridChange>
       </w:tblGrid>
@@ -71,6 +85,7 @@
             <w:pPr>
               <w:pStyle w:val="Title"/>
               <w:pageBreakBefore w:val="0"/>
+              <w:spacing w:before="0" w:after="0" w:line="585" w:lineRule="exact"/>
               <w:ind w:right="300"/>
               <w:rPr>
                 <w:rFonts w:ascii="Lexend Medium" w:cs="Lexend Medium" w:eastAsia="Lexend Medium" w:hAnsi="Lexend Medium"/>
@@ -96,16 +111,24 @@
               <w:t xml:space="preserve">{name}                                                     </w:t>
             </w:r>
             <w:r>
+              <w:rPr>
+                <w:rFonts w:ascii="Lexend Medium" w:cs="Lexend Medium" w:eastAsia="Lexend Medium" w:hAnsi="Lexend Medium"/>
+                <w:b w:val="0"/>
+                <w:bCs w:val="0"/>
+                <w:color w:val="373742"/>
+                <w:sz w:val="48"/>
+                <w:szCs w:val="48"/>
+              </w:rPr>
               <w:drawing>
                 <wp:anchor allowOverlap="1" behindDoc="0" distB="114300" distT="0" distL="114300" distR="114300" hidden="0" layoutInCell="1" locked="0" relativeHeight="0" simplePos="0">
                   <wp:simplePos x="0" y="0"/>
                   <wp:positionH relativeFrom="column">
-                    <wp:posOffset>4695825</wp:posOffset>
+                    <wp:posOffset>4591050</wp:posOffset>
                   </wp:positionH>
                   <wp:positionV relativeFrom="paragraph">
-                    <wp:posOffset>-57150</wp:posOffset>
+                    <wp:posOffset>71755</wp:posOffset>
                   </wp:positionV>
-                  <wp:extent cx="1320800" cy="414891"/>
+                  <wp:extent cx="1657350" cy="533400"/>
                   <wp:effectExtent b="0" l="0" r="0" t="0"/>
                   <wp:wrapSquare wrapText="bothSides" distB="114300" distT="0" distL="114300" distR="114300"/>
                   <wp:docPr id="2" name="image1.png"/>
@@ -126,7 +149,7 @@
                         <pic:spPr>
                           <a:xfrm>
                             <a:off x="0" y="0"/>
-                            <a:ext cx="1320800" cy="414891"/>
+                            <a:ext cx="1657350" cy="533400"/>
                           </a:xfrm>
                           <a:prstGeom prst="rect"/>
                           <a:ln/>
@@ -145,9 +168,12 @@
               <w:tabs>
                 <w:tab w:val="left" w:leader="none" w:pos="1260"/>
               </w:tabs>
+              <w:spacing w:before="0" w:after="0" w:line="429" w:lineRule="exact"/>
               <w:ind w:right="300"/>
               <w:rPr>
                 <w:rFonts w:ascii="Lexend" w:cs="Lexend" w:eastAsia="Lexend" w:hAnsi="Lexend"/>
+                <w:b w:val="0"/>
+                <w:bCs w:val="0"/>
                 <w:color w:val="373742"/>
                 <w:sz w:val="24"/>
                 <w:szCs w:val="24"/>
@@ -158,6 +184,8 @@
             <w:r>
               <w:rPr>
                 <w:rFonts w:ascii="Lexend" w:cs="Lexend" w:eastAsia="Lexend" w:hAnsi="Lexend"/>
+                <w:b w:val="0"/>
+                <w:bCs w:val="0"/>
                 <w:color w:val="373742"/>
                 <w:sz w:val="24"/>
                 <w:szCs w:val="24"/>
@@ -173,11 +201,24 @@
           </w:p>
           <w:p>
             <w:pPr>
-              <w:spacing w:line="312" w:lineRule="auto"/>
-              <w:rPr/>
-            </w:pPr>
-            <w:r>
-              <w:rPr>
+              <w:spacing w:before="0" w:after="0" w:line="332" w:lineRule="exact"/>
+              <w:rPr>
+                <w:rFonts w:ascii="Lexend Light" w:cs="Lexend Light" w:eastAsia="Lexend Light" w:hAnsi="Lexend Light"/>
+                <w:b w:val="0"/>
+                <w:bCs w:val="0"/>
+                <w:color w:val="373742"/>
+                <w:sz w:val="22"/>
+                <w:szCs w:val="22"/>
+              </w:rPr>
+            </w:pPr>
+            <w:r>
+              <w:rPr>
+                <w:rFonts w:ascii="Lexend Light" w:cs="Lexend Light" w:eastAsia="Lexend Light" w:hAnsi="Lexend Light"/>
+                <w:b w:val="0"/>
+                <w:bCs w:val="0"/>
+                <w:color w:val="373742"/>
+                <w:sz w:val="22"/>
+                <w:szCs w:val="22"/>
                 <w:rtl w:val="0"/>
               </w:rPr>
               <w:t xml:space="preserve">{experienceSummary}</w:t>
@@ -195,11 +236,24 @@
           </w:p>
           <w:p>
             <w:pPr>
-              <w:spacing w:line="312" w:lineRule="auto"/>
-              <w:rPr/>
-            </w:pPr>
-            <w:r>
-              <w:rPr>
+              <w:spacing w:before="0" w:after="0" w:line="348" w:lineRule="exact"/>
+              <w:rPr>
+                <w:rFonts w:ascii="Lexend Light" w:cs="Lexend Light" w:eastAsia="Lexend Light" w:hAnsi="Lexend Light"/>
+                <w:b w:val="0"/>
+                <w:bCs w:val="0"/>
+                <w:color w:val="373742"/>
+                <w:sz w:val="22"/>
+                <w:szCs w:val="22"/>
+              </w:rPr>
+            </w:pPr>
+            <w:r>
+              <w:rPr>
+                <w:rFonts w:ascii="Lexend Light" w:cs="Lexend Light" w:eastAsia="Lexend Light" w:hAnsi="Lexend Light"/>
+                <w:b w:val="0"/>
+                <w:bCs w:val="0"/>
+                <w:color w:val="373742"/>
+                <w:sz w:val="22"/>
+                <w:szCs w:val="22"/>
                 <w:rtl w:val="0"/>
               </w:rPr>
               <w:t xml:space="preserve">{specialization}</w:t>
@@ -234,12 +288,26 @@
           <w:p>
             <w:pPr>
               <w:pStyle w:val="Heading1"/>
-              <w:rPr/>
+              <w:spacing w:before="340" w:after="163" w:line="300" w:lineRule="exact"/>
+              <w:rPr>
+                <w:rFonts w:ascii="Lexend Light" w:cs="Lexend Light" w:eastAsia="Lexend Light" w:hAnsi="Lexend Light"/>
+                <w:b w:val="0"/>
+                <w:bCs w:val="0"/>
+                <w:color w:val="EA1B3D"/>
+                <w:sz w:val="20"/>
+                <w:szCs w:val="20"/>
+              </w:rPr>
             </w:pPr>
             <w:bookmarkStart w:colFirst="0" w:colLast="0" w:name="_lqutwejei0p6" w:id="3"/>
             <w:bookmarkEnd w:id="3"/>
             <w:r>
               <w:rPr>
+                <w:rFonts w:ascii="Lexend Light" w:cs="Lexend Light" w:eastAsia="Lexend Light" w:hAnsi="Lexend Light"/>
+                <w:b w:val="0"/>
+                <w:bCs w:val="0"/>
+                <w:color w:val="EA1B3D"/>
+                <w:sz w:val="20"/>
+                <w:szCs w:val="20"/>
                 <w:rtl w:val="0"/>
               </w:rPr>
               <w:t xml:space="preserve">Overview</w:t>
@@ -247,26 +315,54 @@
           </w:p>
           <w:p>
             <w:pPr>
-              <w:spacing w:after="320" w:line="312" w:lineRule="auto"/>
-              <w:rPr/>
-            </w:pPr>
-            <w:r>
-              <w:rPr>
+              <w:spacing w:before="0" w:after="0" w:line="345" w:lineRule="exact"/>
+              <w:ind w:left="0" w:right="0" w:firstLine="0"/>
+              <w:jc w:val="both"/>
+              <w:rPr>
+                <w:rFonts w:ascii="Lexend Light" w:cs="Lexend Light" w:eastAsia="Lexend Light" w:hAnsi="Lexend Light"/>
+                <w:b w:val="0"/>
+                <w:bCs w:val="0"/>
+                <w:color w:val="373742"/>
+                <w:sz w:val="22"/>
+                <w:szCs w:val="22"/>
+              </w:rPr>
+            </w:pPr>
+            <w:r>
+              <w:rPr>
+                <w:rFonts w:ascii="Lexend Light" w:cs="Lexend Light" w:eastAsia="Lexend Light" w:hAnsi="Lexend Light"/>
+                <w:b w:val="0"/>
+                <w:bCs w:val="0"/>
+                <w:color w:val="373742"/>
+                <w:sz w:val="22"/>
+                <w:szCs w:val="22"/>
                 <w:rtl w:val="0"/>
               </w:rPr>
               <w:t xml:space="preserve">{overview}</w:t>
-              <w:br w:type="textWrapping"/>
             </w:r>
           </w:p>
           <w:p>
             <w:pPr>
               <w:pStyle w:val="Heading1"/>
-              <w:rPr/>
+              <w:spacing w:before="617" w:after="163" w:line="300" w:lineRule="exact"/>
+              <w:rPr>
+                <w:rFonts w:ascii="Lexend Light" w:cs="Lexend Light" w:eastAsia="Lexend Light" w:hAnsi="Lexend Light"/>
+                <w:b w:val="0"/>
+                <w:bCs w:val="0"/>
+                <w:color w:val="EA1B3D"/>
+                <w:sz w:val="20"/>
+                <w:szCs w:val="20"/>
+              </w:rPr>
             </w:pPr>
             <w:bookmarkStart w:colFirst="0" w:colLast="0" w:name="_lucb2x1sdisx" w:id="4"/>
             <w:bookmarkEnd w:id="4"/>
             <w:r>
               <w:rPr>
+                <w:rFonts w:ascii="Lexend Light" w:cs="Lexend Light" w:eastAsia="Lexend Light" w:hAnsi="Lexend Light"/>
+                <w:b w:val="0"/>
+                <w:bCs w:val="0"/>
+                <w:color w:val="EA1B3D"/>
+                <w:sz w:val="20"/>
+                <w:szCs w:val="20"/>
                 <w:rtl w:val="0"/>
               </w:rPr>
               <w:t xml:space="preserve">Education &amp; Training</w:t>
@@ -280,12 +376,26 @@
           <w:p>
             <w:pPr>
               <w:pStyle w:val="Heading2"/>
-              <w:rPr/>
+              <w:spacing w:before="0" w:after="0" w:line="345" w:lineRule="exact"/>
+              <w:rPr>
+                <w:rFonts w:ascii="Lexend Light" w:cs="Lexend Light" w:eastAsia="Lexend Light" w:hAnsi="Lexend Light"/>
+                <w:b w:val="0"/>
+                <w:bCs w:val="0"/>
+                <w:color w:val="373742"/>
+                <w:sz w:val="22"/>
+                <w:szCs w:val="22"/>
+              </w:rPr>
             </w:pPr>
             <w:bookmarkStart w:colFirst="0" w:colLast="0" w:name="_6yjxhzsiz8ii" w:id="5"/>
             <w:bookmarkEnd w:id="5"/>
             <w:r>
               <w:rPr>
+                <w:rFonts w:ascii="Lexend Light" w:cs="Lexend Light" w:eastAsia="Lexend Light" w:hAnsi="Lexend Light"/>
+                <w:b w:val="0"/>
+                <w:bCs w:val="0"/>
+                <w:color w:val="373742"/>
+                <w:sz w:val="22"/>
+                <w:szCs w:val="22"/>
                 <w:rtl w:val="0"/>
               </w:rPr>
               <w:t xml:space="preserve">{year}</w:t>
@@ -293,47 +403,75 @@
           </w:p>
           <w:p>
             <w:pPr>
-              <w:spacing w:line="312" w:lineRule="auto"/>
-              <w:rPr>
-                <w:rFonts w:ascii="Lexend Light" w:cs="Lexend Light" w:eastAsia="Lexend Light" w:hAnsi="Lexend Light"/>
-                <w:color w:val="ea1b3d"/>
+              <w:spacing w:before="5" w:after="0" w:line="345" w:lineRule="exact"/>
+              <w:ind w:left="0" w:right="0" w:firstLine="0"/>
+              <w:jc w:val="left"/>
+              <w:rPr>
+                <w:rFonts w:ascii="Lexend Light" w:cs="Lexend Light" w:eastAsia="Lexend Light" w:hAnsi="Lexend Light"/>
+                <w:b w:val="0"/>
+                <w:bCs w:val="0"/>
+                <w:color w:val="373742"/>
+                <w:sz w:val="22"/>
+                <w:szCs w:val="22"/>
+              </w:rPr>
+            </w:pPr>
+            <w:r>
+              <w:rPr>
+                <w:rFonts w:ascii="Lexend Light" w:cs="Lexend Light" w:eastAsia="Lexend Light" w:hAnsi="Lexend Light"/>
+                <w:b w:val="0"/>
+                <w:bCs w:val="0"/>
+                <w:color w:val="373742"/>
+                <w:sz w:val="22"/>
+                <w:szCs w:val="22"/>
+                <w:rtl w:val="0"/>
+              </w:rPr>
+              <w:t xml:space="preserve">{qualification}</w:t>
+            </w:r>
+            <w:r>
+              <w:rPr>
+                <w:rFonts w:ascii="Lexend Light" w:cs="Lexend Light" w:eastAsia="Lexend Light" w:hAnsi="Lexend Light"/>
+                <w:b w:val="0"/>
+                <w:bCs w:val="0"/>
+                <w:color w:val="373742"/>
+                <w:sz w:val="22"/>
+                <w:szCs w:val="22"/>
+                <w:rtl w:val="0"/>
+              </w:rPr>
+            </w:r>
+          </w:p>
+          <w:p>
+            <w:r>
+              <w:t xml:space="preserve">{/education}</w:t>
+            </w:r>
+          </w:p>
+          <w:p>
+            <w:r>
+              <w:t xml:space="preserve">{#hasProjects}</w:t>
+            </w:r>
+          </w:p>
+          <w:p>
+            <w:pPr>
+              <w:pStyle w:val="Heading1"/>
+              <w:spacing w:before="617" w:after="163" w:line="300" w:lineRule="exact"/>
+              <w:rPr>
+                <w:rFonts w:ascii="Lexend Light" w:cs="Lexend Light" w:eastAsia="Lexend Light" w:hAnsi="Lexend Light"/>
+                <w:b w:val="0"/>
+                <w:bCs w:val="0"/>
+                <w:color w:val="EA1B3D"/>
                 <w:sz w:val="20"/>
                 <w:szCs w:val="20"/>
               </w:rPr>
             </w:pPr>
-            <w:r>
-              <w:rPr>
-                <w:rtl w:val="0"/>
-              </w:rPr>
-              <w:t xml:space="preserve">{qualification}</w:t>
-              <w:br w:type="textWrapping"/>
-              <w:br w:type="textWrapping"/>
-            </w:r>
-            <w:r>
-              <w:rPr>
-                <w:rtl w:val="0"/>
-              </w:rPr>
-            </w:r>
-          </w:p>
-          <w:p>
-            <w:r>
-              <w:t xml:space="preserve">{/education}</w:t>
-            </w:r>
-          </w:p>
-          <w:p>
-            <w:r>
-              <w:t xml:space="preserve">{#hasProjects}</w:t>
-            </w:r>
-          </w:p>
-          <w:p>
-            <w:pPr>
-              <w:pStyle w:val="Heading1"/>
-              <w:rPr/>
-            </w:pPr>
             <w:bookmarkStart w:colFirst="0" w:colLast="0" w:name="_fs9jdw7quqer" w:id="6"/>
             <w:bookmarkEnd w:id="6"/>
             <w:r>
               <w:rPr>
+                <w:rFonts w:ascii="Lexend Light" w:cs="Lexend Light" w:eastAsia="Lexend Light" w:hAnsi="Lexend Light"/>
+                <w:b w:val="0"/>
+                <w:bCs w:val="0"/>
+                <w:color w:val="EA1B3D"/>
+                <w:sz w:val="20"/>
+                <w:szCs w:val="20"/>
                 <w:rtl w:val="0"/>
               </w:rPr>
               <w:t xml:space="preserve">Projects </w:t>
@@ -352,12 +490,26 @@
           <w:p>
             <w:pPr>
               <w:pStyle w:val="Heading2"/>
-              <w:rPr/>
+              <w:spacing w:before="0" w:after="0" w:line="345" w:lineRule="exact"/>
+              <w:rPr>
+                <w:rFonts w:ascii="Lexend" w:cs="Lexend" w:eastAsia="Lexend" w:hAnsi="Lexend"/>
+                <w:b w:val="0"/>
+                <w:bCs w:val="0"/>
+                <w:color w:val="373742"/>
+                <w:sz w:val="22"/>
+                <w:szCs w:val="22"/>
+              </w:rPr>
             </w:pPr>
             <w:bookmarkStart w:colFirst="0" w:colLast="0" w:name="_gfiut3vv9g0y" w:id="7"/>
             <w:bookmarkEnd w:id="7"/>
             <w:r>
               <w:rPr>
+                <w:rFonts w:ascii="Lexend" w:cs="Lexend" w:eastAsia="Lexend" w:hAnsi="Lexend"/>
+                <w:b w:val="0"/>
+                <w:bCs w:val="0"/>
+                <w:color w:val="373742"/>
+                <w:sz w:val="22"/>
+                <w:szCs w:val="22"/>
                 <w:rtl w:val="0"/>
               </w:rPr>
               <w:t xml:space="preserve">Project {number}{#hasDuration} - {duration}{/hasDuration}</w:t>
@@ -365,10 +517,24 @@
           </w:p>
           <w:p>
             <w:pPr>
-              <w:rPr/>
-            </w:pPr>
-            <w:r>
-              <w:rPr>
+              <w:spacing w:before="0" w:after="0" w:line="326" w:lineRule="exact"/>
+              <w:rPr>
+                <w:rFonts w:ascii="Lexend Light" w:cs="Lexend Light" w:eastAsia="Lexend Light" w:hAnsi="Lexend Light"/>
+                <w:b w:val="0"/>
+                <w:bCs w:val="0"/>
+                <w:color w:val="231F20"/>
+                <w:sz w:val="22"/>
+                <w:szCs w:val="22"/>
+              </w:rPr>
+            </w:pPr>
+            <w:r>
+              <w:rPr>
+                <w:rFonts w:ascii="Lexend Light" w:cs="Lexend Light" w:eastAsia="Lexend Light" w:hAnsi="Lexend Light"/>
+                <w:b w:val="0"/>
+                <w:bCs w:val="0"/>
+                <w:color w:val="231F20"/>
+                <w:sz w:val="22"/>
+                <w:szCs w:val="22"/>
                 <w:rtl w:val="0"/>
               </w:rPr>
               <w:t xml:space="preserve">{title}</w:t>
@@ -382,7 +548,7 @@
           <w:p>
             <w:pPr>
               <w:pageBreakBefore w:val="0"/>
-              <w:spacing w:before="0" w:line="240" w:lineRule="auto"/>
+              <w:spacing w:before="0" w:after="0" w:line="175" w:lineRule="exact"/>
               <w:rPr>
                 <w:rFonts w:ascii="Lexend Light" w:cs="Lexend Light" w:eastAsia="Lexend Light" w:hAnsi="Lexend Light"/>
                 <w:color w:val="373742"/>
@@ -397,12 +563,26 @@
           <w:p>
             <w:pPr>
               <w:pStyle w:val="Heading2"/>
-              <w:rPr/>
+              <w:spacing w:before="0" w:after="0" w:line="300" w:lineRule="exact"/>
+              <w:rPr>
+                <w:rFonts w:ascii="Lexend" w:cs="Lexend" w:eastAsia="Lexend" w:hAnsi="Lexend"/>
+                <w:b w:val="0"/>
+                <w:bCs w:val="0"/>
+                <w:color w:val="373742"/>
+                <w:sz w:val="22"/>
+                <w:szCs w:val="22"/>
+              </w:rPr>
             </w:pPr>
             <w:bookmarkStart w:colFirst="0" w:colLast="0" w:name="_h7ijueto5on7" w:id="8"/>
             <w:bookmarkEnd w:id="8"/>
             <w:r>
               <w:rPr>
+                <w:rFonts w:ascii="Lexend" w:cs="Lexend" w:eastAsia="Lexend" w:hAnsi="Lexend"/>
+                <w:b w:val="0"/>
+                <w:bCs w:val="0"/>
+                <w:color w:val="373742"/>
+                <w:sz w:val="22"/>
+                <w:szCs w:val="22"/>
                 <w:rtl w:val="0"/>
               </w:rPr>
               <w:t xml:space="preserve">Tools &amp; Technologies</w:t>
@@ -410,10 +590,24 @@
           </w:p>
           <w:p>
             <w:pPr>
-              <w:rPr/>
-            </w:pPr>
-            <w:r>
-              <w:rPr>
+              <w:spacing w:before="0" w:after="0" w:line="300" w:lineRule="exact"/>
+              <w:rPr>
+                <w:rFonts w:ascii="Lexend Light" w:cs="Lexend Light" w:eastAsia="Lexend Light" w:hAnsi="Lexend Light"/>
+                <w:b w:val="0"/>
+                <w:bCs w:val="0"/>
+                <w:color w:val="231F20"/>
+                <w:sz w:val="22"/>
+                <w:szCs w:val="22"/>
+              </w:rPr>
+            </w:pPr>
+            <w:r>
+              <w:rPr>
+                <w:rFonts w:ascii="Lexend Light" w:cs="Lexend Light" w:eastAsia="Lexend Light" w:hAnsi="Lexend Light"/>
+                <w:b w:val="0"/>
+                <w:bCs w:val="0"/>
+                <w:color w:val="231F20"/>
+                <w:sz w:val="22"/>
+                <w:szCs w:val="22"/>
                 <w:rtl w:val="0"/>
               </w:rPr>
               <w:t xml:space="preserve">{toolsAndTechnologies}</w:t>
@@ -433,7 +627,7 @@
             <w:pPr>
               <w:pStyle w:val="Heading2"/>
               <w:widowControl w:val="1"/>
-              <w:spacing w:line="276" w:lineRule="auto"/>
+              <w:spacing w:before="0" w:after="0" w:line="210" w:lineRule="exact"/>
               <w:rPr/>
             </w:pPr>
             <w:bookmarkStart w:colFirst="0" w:colLast="0" w:name="_x1bleti8j1zr" w:id="9"/>
@@ -447,12 +641,26 @@
           <w:p>
             <w:pPr>
               <w:pStyle w:val="Heading2"/>
-              <w:rPr/>
+              <w:spacing w:before="0" w:after="0" w:line="300" w:lineRule="exact"/>
+              <w:rPr>
+                <w:rFonts w:ascii="Lexend" w:cs="Lexend" w:eastAsia="Lexend" w:hAnsi="Lexend"/>
+                <w:b w:val="0"/>
+                <w:bCs w:val="0"/>
+                <w:color w:val="373742"/>
+                <w:sz w:val="22"/>
+                <w:szCs w:val="22"/>
+              </w:rPr>
             </w:pPr>
             <w:bookmarkStart w:colFirst="0" w:colLast="0" w:name="_9od6fabn16ka" w:id="10"/>
             <w:bookmarkEnd w:id="10"/>
             <w:r>
               <w:rPr>
+                <w:rFonts w:ascii="Lexend" w:cs="Lexend" w:eastAsia="Lexend" w:hAnsi="Lexend"/>
+                <w:b w:val="0"/>
+                <w:bCs w:val="0"/>
+                <w:color w:val="373742"/>
+                <w:sz w:val="22"/>
+                <w:szCs w:val="22"/>
                 <w:rtl w:val="0"/>
               </w:rPr>
               <w:t xml:space="preserve">Team Size</w:t>
@@ -462,19 +670,23 @@
             <w:pPr>
               <w:pageBreakBefore w:val="0"/>
               <w:widowControl w:val="1"/>
-              <w:spacing w:before="0" w:line="312" w:lineRule="auto"/>
+              <w:spacing w:before="0" w:after="0" w:line="300" w:lineRule="exact"/>
               <w:jc w:val="both"/>
               <w:rPr>
                 <w:rFonts w:ascii="Lexend Light" w:cs="Lexend Light" w:eastAsia="Lexend Light" w:hAnsi="Lexend Light"/>
-                <w:color w:val="231f20"/>
-                <w:sz w:val="22"/>
-                <w:szCs w:val="22"/>
-              </w:rPr>
-            </w:pPr>
-            <w:r>
-              <w:rPr>
-                <w:rFonts w:ascii="Lexend Light" w:cs="Lexend Light" w:eastAsia="Lexend Light" w:hAnsi="Lexend Light"/>
-                <w:color w:val="231f20"/>
+                <w:b w:val="0"/>
+                <w:bCs w:val="0"/>
+                <w:color w:val="231F20"/>
+                <w:sz w:val="22"/>
+                <w:szCs w:val="22"/>
+              </w:rPr>
+            </w:pPr>
+            <w:r>
+              <w:rPr>
+                <w:rFonts w:ascii="Lexend Light" w:cs="Lexend Light" w:eastAsia="Lexend Light" w:hAnsi="Lexend Light"/>
+                <w:b w:val="0"/>
+                <w:bCs w:val="0"/>
+                <w:color w:val="231F20"/>
                 <w:sz w:val="22"/>
                 <w:szCs w:val="22"/>
                 <w:rtl w:val="0"/>
@@ -496,7 +708,7 @@
             <w:pPr>
               <w:pageBreakBefore w:val="0"/>
               <w:widowControl w:val="1"/>
-              <w:spacing w:before="0" w:line="240" w:lineRule="auto"/>
+              <w:spacing w:before="0" w:after="0" w:line="210" w:lineRule="exact"/>
               <w:jc w:val="both"/>
               <w:rPr>
                 <w:rFonts w:ascii="Lexend Light" w:cs="Lexend Light" w:eastAsia="Lexend Light" w:hAnsi="Lexend Light"/>
@@ -512,12 +724,26 @@
           <w:p>
             <w:pPr>
               <w:pStyle w:val="Heading2"/>
-              <w:rPr/>
+              <w:spacing w:before="0" w:after="0" w:line="300" w:lineRule="exact"/>
+              <w:rPr>
+                <w:rFonts w:ascii="Lexend" w:cs="Lexend" w:eastAsia="Lexend" w:hAnsi="Lexend"/>
+                <w:b w:val="0"/>
+                <w:bCs w:val="0"/>
+                <w:color w:val="373742"/>
+                <w:sz w:val="22"/>
+                <w:szCs w:val="22"/>
+              </w:rPr>
             </w:pPr>
             <w:bookmarkStart w:colFirst="0" w:colLast="0" w:name="_nz2qmo5h7xyq" w:id="11"/>
             <w:bookmarkEnd w:id="11"/>
             <w:r>
               <w:rPr>
+                <w:rFonts w:ascii="Lexend" w:cs="Lexend" w:eastAsia="Lexend" w:hAnsi="Lexend"/>
+                <w:b w:val="0"/>
+                <w:bCs w:val="0"/>
+                <w:color w:val="373742"/>
+                <w:sz w:val="22"/>
+                <w:szCs w:val="22"/>
                 <w:rtl w:val="0"/>
               </w:rPr>
               <w:t xml:space="preserve">Role</w:t>
@@ -525,10 +751,24 @@
           </w:p>
           <w:p>
             <w:pPr>
-              <w:rPr/>
-            </w:pPr>
-            <w:r>
-              <w:rPr>
+              <w:spacing w:before="0" w:after="0" w:line="300" w:lineRule="exact"/>
+              <w:rPr>
+                <w:rFonts w:ascii="Lexend Light" w:cs="Lexend Light" w:eastAsia="Lexend Light" w:hAnsi="Lexend Light"/>
+                <w:b w:val="0"/>
+                <w:bCs w:val="0"/>
+                <w:color w:val="231F20"/>
+                <w:sz w:val="22"/>
+                <w:szCs w:val="22"/>
+              </w:rPr>
+            </w:pPr>
+            <w:r>
+              <w:rPr>
+                <w:rFonts w:ascii="Lexend Light" w:cs="Lexend Light" w:eastAsia="Lexend Light" w:hAnsi="Lexend Light"/>
+                <w:b w:val="0"/>
+                <w:bCs w:val="0"/>
+                <w:color w:val="231F20"/>
+                <w:sz w:val="22"/>
+                <w:szCs w:val="22"/>
                 <w:rtl w:val="0"/>
               </w:rPr>
               <w:t xml:space="preserve">{role}</w:t>
@@ -548,7 +788,7 @@
             <w:pPr>
               <w:pageBreakBefore w:val="0"/>
               <w:widowControl w:val="1"/>
-              <w:spacing w:before="0" w:line="240" w:lineRule="auto"/>
+              <w:spacing w:before="0" w:after="0" w:line="210" w:lineRule="exact"/>
               <w:jc w:val="both"/>
               <w:rPr>
                 <w:rFonts w:ascii="Lexend Light" w:cs="Lexend Light" w:eastAsia="Lexend Light" w:hAnsi="Lexend Light"/>
@@ -564,12 +804,26 @@
           <w:p>
             <w:pPr>
               <w:pStyle w:val="Heading2"/>
-              <w:rPr/>
+              <w:spacing w:before="0" w:after="0" w:line="300" w:lineRule="exact"/>
+              <w:rPr>
+                <w:rFonts w:ascii="Lexend" w:cs="Lexend" w:eastAsia="Lexend" w:hAnsi="Lexend"/>
+                <w:b w:val="0"/>
+                <w:bCs w:val="0"/>
+                <w:color w:val="373742"/>
+                <w:sz w:val="22"/>
+                <w:szCs w:val="22"/>
+              </w:rPr>
             </w:pPr>
             <w:bookmarkStart w:colFirst="0" w:colLast="0" w:name="_s02bvnvrdurr" w:id="12"/>
             <w:bookmarkEnd w:id="12"/>
             <w:r>
               <w:rPr>
+                <w:rFonts w:ascii="Lexend" w:cs="Lexend" w:eastAsia="Lexend" w:hAnsi="Lexend"/>
+                <w:b w:val="0"/>
+                <w:bCs w:val="0"/>
+                <w:color w:val="373742"/>
+                <w:sz w:val="22"/>
+                <w:szCs w:val="22"/>
                 <w:rtl w:val="0"/>
               </w:rPr>
               <w:t xml:space="preserve">Project Link</w:t>
@@ -578,12 +832,26 @@
           <w:p>
             <w:pPr>
               <w:pStyle w:val="Heading2"/>
-              <w:rPr/>
+              <w:spacing w:before="0" w:after="0" w:line="300" w:lineRule="exact"/>
+              <w:rPr>
+                <w:rFonts w:ascii="Lexend Light" w:cs="Lexend Light" w:eastAsia="Lexend Light" w:hAnsi="Lexend Light"/>
+                <w:b w:val="0"/>
+                <w:bCs w:val="0"/>
+                <w:color w:val="231F20"/>
+                <w:sz w:val="22"/>
+                <w:szCs w:val="22"/>
+              </w:rPr>
             </w:pPr>
             <w:bookmarkStart w:colFirst="0" w:colLast="0" w:name="_6r2gcite14y0" w:id="13"/>
             <w:bookmarkEnd w:id="13"/>
             <w:r>
               <w:rPr>
+                <w:rFonts w:ascii="Lexend Light" w:cs="Lexend Light" w:eastAsia="Lexend Light" w:hAnsi="Lexend Light"/>
+                <w:b w:val="0"/>
+                <w:bCs w:val="0"/>
+                <w:color w:val="231F20"/>
+                <w:sz w:val="22"/>
+                <w:szCs w:val="22"/>
                 <w:rtl w:val="0"/>
               </w:rPr>
               <w:t xml:space="preserve">{projectLink}</w:t>
@@ -601,21 +869,32 @@
           </w:p>
           <w:p>
             <w:pPr>
-              <w:spacing w:before="0" w:line="240" w:lineRule="auto"/>
+              <w:spacing w:before="0" w:after="0" w:line="174" w:lineRule="exact"/>
+              <w:jc w:val="left"/>
+            </w:pPr>
+          </w:p>
+          <w:p>
+            <w:pPr>
+              <w:spacing w:before="0" w:after="0" w:line="345" w:lineRule="exact"/>
+              <w:ind w:left="0" w:right="0" w:firstLine="0"/>
               <w:jc w:val="both"/>
-            </w:pPr>
-            <w:r>
-              <w:rPr>
-                <w:rtl w:val="0"/>
-              </w:rPr>
-            </w:r>
-          </w:p>
-          <w:p>
-            <w:pPr>
-              <w:rPr/>
-            </w:pPr>
-            <w:r>
-              <w:rPr>
+              <w:rPr>
+                <w:rFonts w:ascii="Lexend Light" w:cs="Lexend Light" w:eastAsia="Lexend Light" w:hAnsi="Lexend Light"/>
+                <w:b w:val="0"/>
+                <w:bCs w:val="0"/>
+                <w:color w:val="373742"/>
+                <w:sz w:val="22"/>
+                <w:szCs w:val="22"/>
+              </w:rPr>
+            </w:pPr>
+            <w:r>
+              <w:rPr>
+                <w:rFonts w:ascii="Lexend Light" w:cs="Lexend Light" w:eastAsia="Lexend Light" w:hAnsi="Lexend Light"/>
+                <w:b w:val="0"/>
+                <w:bCs w:val="0"/>
+                <w:color w:val="373742"/>
+                <w:sz w:val="22"/>
+                <w:szCs w:val="22"/>
                 <w:rtl w:val="0"/>
               </w:rPr>
               <w:t xml:space="preserve">{description}</w:t>
@@ -682,6 +961,9 @@
             </w:r>
           </w:p>
           <w:p>
+            <w:pPr>
+              <w:spacing w:before="0" w:after="0" w:line="626" w:lineRule="exact"/>
+            </w:pPr>
             <w:r>
               <w:t xml:space="preserve"/>
             </w:r>
@@ -717,13 +999,27 @@
           <w:p>
             <w:pPr>
               <w:pStyle w:val="Heading1"/>
+              <w:spacing w:before="340" w:after="219" w:line="300" w:lineRule="exact"/>
               <w:jc w:val="left"/>
-              <w:rPr/>
+              <w:rPr>
+                <w:rFonts w:ascii="Lexend Light" w:cs="Lexend Light" w:eastAsia="Lexend Light" w:hAnsi="Lexend Light"/>
+                <w:b w:val="0"/>
+                <w:bCs w:val="0"/>
+                <w:color w:val="EA1B3D"/>
+                <w:sz w:val="20"/>
+                <w:szCs w:val="20"/>
+              </w:rPr>
             </w:pPr>
             <w:bookmarkStart w:colFirst="0" w:colLast="0" w:name="_54e5r9qx3s2x" w:id="22"/>
             <w:bookmarkEnd w:id="22"/>
             <w:r>
               <w:rPr>
+                <w:rFonts w:ascii="Lexend Light" w:cs="Lexend Light" w:eastAsia="Lexend Light" w:hAnsi="Lexend Light"/>
+                <w:b w:val="0"/>
+                <w:bCs w:val="0"/>
+                <w:color w:val="EA1B3D"/>
+                <w:sz w:val="20"/>
+                <w:szCs w:val="20"/>
                 <w:rtl w:val="0"/>
               </w:rPr>
               <w:t xml:space="preserve">Skills</w:t>
@@ -739,12 +1035,25 @@
               <w:pStyle w:val="Heading2"/>
               <w:spacing w:before="0" w:after="0" w:line="276" w:lineRule="auto"/>
               <w:jc w:val="left"/>
-              <w:rPr/>
+              <w:rPr>
+                <w:rFonts w:ascii="Lexend" w:cs="Lexend" w:eastAsia="Lexend" w:hAnsi="Lexend"/>
+                <w:b w:val="0"/>
+                <w:bCs w:val="0"/>
+                <w:color w:val="373742"/>
+                <w:sz w:val="22"/>
+                <w:szCs w:val="22"/>
+              </w:rPr>
             </w:pPr>
             <w:bookmarkStart w:colFirst="0" w:colLast="0" w:name="_okpfpohfq966" w:id="23"/>
             <w:bookmarkEnd w:id="23"/>
             <w:r>
               <w:rPr>
+                <w:rFonts w:ascii="Lexend" w:cs="Lexend" w:eastAsia="Lexend" w:hAnsi="Lexend"/>
+                <w:b w:val="0"/>
+                <w:bCs w:val="0"/>
+                <w:color w:val="373742"/>
+                <w:sz w:val="22"/>
+                <w:szCs w:val="22"/>
                 <w:rtl w:val="0"/>
               </w:rPr>
               <w:t xml:space="preserve">{name}</w:t>
@@ -754,10 +1063,23 @@
             <w:pPr>
               <w:spacing w:before="0" w:after="96" w:line="276" w:lineRule="auto"/>
               <w:jc w:val="left"/>
-              <w:rPr/>
-            </w:pPr>
-            <w:r>
-              <w:rPr>
+              <w:rPr>
+                <w:rFonts w:ascii="Lexend Light" w:cs="Lexend Light" w:eastAsia="Lexend Light" w:hAnsi="Lexend Light"/>
+                <w:b w:val="0"/>
+                <w:bCs w:val="0"/>
+                <w:color w:val="373742"/>
+                <w:sz w:val="22"/>
+                <w:szCs w:val="22"/>
+              </w:rPr>
+            </w:pPr>
+            <w:r>
+              <w:rPr>
+                <w:rFonts w:ascii="Lexend Light" w:cs="Lexend Light" w:eastAsia="Lexend Light" w:hAnsi="Lexend Light"/>
+                <w:b w:val="0"/>
+                <w:bCs w:val="0"/>
+                <w:color w:val="373742"/>
+                <w:sz w:val="22"/>
+                <w:szCs w:val="22"/>
                 <w:rtl w:val="0"/>
               </w:rPr>
               <w:t xml:space="preserve">({rating}/5)</w:t>
@@ -770,16 +1092,9 @@
           </w:p>
           <w:p>
             <w:pPr>
+              <w:spacing w:before="0" w:after="0" w:line="240" w:lineRule="exact"/>
               <w:jc w:val="left"/>
-              <w:rPr>
-                <w:color w:val="231f20"/>
-              </w:rPr>
-            </w:pPr>
-            <w:r>
-              <w:rPr>
-                <w:rtl w:val="0"/>
-              </w:rPr>
-            </w:r>
+            </w:pPr>
           </w:p>
           <w:p>
             <w:r>
@@ -789,13 +1104,27 @@
           <w:p>
             <w:pPr>
               <w:pStyle w:val="Heading1"/>
+              <w:spacing w:before="254" w:after="219" w:line="300" w:lineRule="exact"/>
               <w:jc w:val="left"/>
-              <w:rPr/>
+              <w:rPr>
+                <w:rFonts w:ascii="Lexend Light" w:cs="Lexend Light" w:eastAsia="Lexend Light" w:hAnsi="Lexend Light"/>
+                <w:b w:val="0"/>
+                <w:bCs w:val="0"/>
+                <w:color w:val="EA1B3D"/>
+                <w:sz w:val="20"/>
+                <w:szCs w:val="20"/>
+              </w:rPr>
             </w:pPr>
             <w:bookmarkStart w:colFirst="0" w:colLast="0" w:name="_qp9efw6yigv6" w:id="35"/>
             <w:bookmarkEnd w:id="35"/>
             <w:r>
               <w:rPr>
+                <w:rFonts w:ascii="Lexend Light" w:cs="Lexend Light" w:eastAsia="Lexend Light" w:hAnsi="Lexend Light"/>
+                <w:b w:val="0"/>
+                <w:bCs w:val="0"/>
+                <w:color w:val="EA1B3D"/>
+                <w:sz w:val="20"/>
+                <w:szCs w:val="20"/>
                 <w:rtl w:val="0"/>
               </w:rPr>
               <w:t xml:space="preserve">Certifications</w:t>
@@ -815,57 +1144,80 @@
               <w:spacing w:before="0" w:after="96" w:line="276" w:lineRule="auto"/>
               <w:jc w:val="left"/>
               <w:rPr>
+                <w:rFonts w:ascii="Lexend Light" w:cs="Lexend Light" w:eastAsia="Lexend Light" w:hAnsi="Lexend Light"/>
+                <w:b w:val="0"/>
+                <w:bCs w:val="0"/>
+                <w:color w:val="373742"/>
+                <w:sz w:val="22"/>
+                <w:szCs w:val="22"/>
+              </w:rPr>
+            </w:pPr>
+            <w:r>
+              <w:rPr>
+                <w:rFonts w:ascii="Lexend Light" w:cs="Lexend Light" w:eastAsia="Lexend Light" w:hAnsi="Lexend Light"/>
+                <w:b w:val="0"/>
+                <w:bCs w:val="0"/>
+                <w:color w:val="373742"/>
+                <w:sz w:val="22"/>
+                <w:szCs w:val="22"/>
+                <w:rtl w:val="0"/>
+              </w:rPr>
+              <w:t xml:space="preserve">{.}</w:t>
+            </w:r>
+          </w:p>
+          <w:p>
+            <w:r>
+              <w:t xml:space="preserve">{/certifications}</w:t>
+            </w:r>
+          </w:p>
+          <w:p>
+            <w:pPr>
+              <w:spacing w:before="0" w:after="0" w:line="240" w:lineRule="exact"/>
+              <w:jc w:val="left"/>
+              <w:rPr>
                 <w:color w:val="231f20"/>
-                <w:sz w:val="22"/>
-                <w:szCs w:val="22"/>
-              </w:rPr>
-            </w:pPr>
-            <w:r>
-              <w:rPr>
-                <w:color w:val="231f20"/>
-                <w:rtl w:val="0"/>
-              </w:rPr>
-              <w:t xml:space="preserve">{.}</w:t>
-            </w:r>
-          </w:p>
-          <w:p>
-            <w:r>
-              <w:t xml:space="preserve">{/certifications}</w:t>
-            </w:r>
-          </w:p>
-          <w:p>
-            <w:pPr>
+              </w:rPr>
+            </w:pPr>
+            <w:r>
+              <w:rPr>
+                <w:rtl w:val="0"/>
+              </w:rPr>
+            </w:r>
+          </w:p>
+          <w:p>
+            <w:r>
+              <w:t xml:space="preserve">{/hasCertifications}</w:t>
+            </w:r>
+          </w:p>
+          <w:p>
+            <w:r>
+              <w:t xml:space="preserve">{#hasTools}</w:t>
+            </w:r>
+          </w:p>
+          <w:p>
+            <w:pPr>
+              <w:pStyle w:val="Heading1"/>
+              <w:spacing w:before="254" w:after="219" w:line="300" w:lineRule="exact"/>
               <w:jc w:val="left"/>
               <w:rPr>
-                <w:color w:val="231f20"/>
-              </w:rPr>
-            </w:pPr>
-            <w:r>
-              <w:rPr>
-                <w:rtl w:val="0"/>
-              </w:rPr>
-            </w:r>
-          </w:p>
-          <w:p>
-            <w:r>
-              <w:t xml:space="preserve">{/hasCertifications}</w:t>
-            </w:r>
-          </w:p>
-          <w:p>
-            <w:r>
-              <w:t xml:space="preserve">{#hasTools}</w:t>
-            </w:r>
-          </w:p>
-          <w:p>
-            <w:pPr>
-              <w:pStyle w:val="Heading1"/>
-              <w:jc w:val="left"/>
-              <w:rPr/>
+                <w:rFonts w:ascii="Lexend Light" w:cs="Lexend Light" w:eastAsia="Lexend Light" w:hAnsi="Lexend Light"/>
+                <w:b w:val="0"/>
+                <w:bCs w:val="0"/>
+                <w:color w:val="EA1B3D"/>
+                <w:sz w:val="20"/>
+                <w:szCs w:val="20"/>
+              </w:rPr>
             </w:pPr>
             <w:bookmarkStart w:colFirst="0" w:colLast="0" w:name="_tdpwkwm8oxja" w:id="36"/>
             <w:bookmarkEnd w:id="36"/>
             <w:r>
               <w:rPr>
+                <w:rFonts w:ascii="Lexend Light" w:cs="Lexend Light" w:eastAsia="Lexend Light" w:hAnsi="Lexend Light"/>
+                <w:b w:val="0"/>
+                <w:bCs w:val="0"/>
+                <w:color w:val="EA1B3D"/>
+                <w:sz w:val="20"/>
+                <w:szCs w:val="20"/>
                 <w:rtl w:val="0"/>
               </w:rPr>
               <w:t xml:space="preserve">Tools</w:t>
@@ -883,15 +1235,19 @@
               <w:jc w:val="left"/>
               <w:rPr>
                 <w:rFonts w:ascii="Lexend Light" w:cs="Lexend Light" w:eastAsia="Lexend Light" w:hAnsi="Lexend Light"/>
-                <w:color w:val="231f20"/>
-                <w:sz w:val="22"/>
-                <w:szCs w:val="22"/>
-              </w:rPr>
-            </w:pPr>
-            <w:r>
-              <w:rPr>
-                <w:rFonts w:ascii="Lexend Light" w:cs="Lexend Light" w:eastAsia="Lexend Light" w:hAnsi="Lexend Light"/>
-                <w:color w:val="231f20"/>
+                <w:b w:val="0"/>
+                <w:bCs w:val="0"/>
+                <w:color w:val="373742"/>
+                <w:sz w:val="22"/>
+                <w:szCs w:val="22"/>
+              </w:rPr>
+            </w:pPr>
+            <w:r>
+              <w:rPr>
+                <w:rFonts w:ascii="Lexend Light" w:cs="Lexend Light" w:eastAsia="Lexend Light" w:hAnsi="Lexend Light"/>
+                <w:b w:val="0"/>
+                <w:bCs w:val="0"/>
+                <w:color w:val="373742"/>
                 <w:sz w:val="22"/>
                 <w:szCs w:val="22"/>
                 <w:rtl w:val="0"/>
@@ -902,10 +1258,7 @@
           <w:p>
             <w:pPr>
               <w:pageBreakBefore w:val="0"/>
-              <w:numPr>
-                <w:ilvl w:val="0"/>
-                <w:numId w:val="2"/>
-              </w:numPr>
+              <w:spacing w:before="0" w:after="0" w:line="240" w:lineRule="exact"/>
               <w:ind w:right="300"/>
               <w:jc w:val="left"/>
               <w:rPr>
@@ -933,13 +1286,27 @@
           <w:p>
             <w:pPr>
               <w:pStyle w:val="Heading1"/>
+              <w:spacing w:before="254" w:after="219" w:line="300" w:lineRule="exact"/>
               <w:jc w:val="left"/>
-              <w:rPr/>
+              <w:rPr>
+                <w:rFonts w:ascii="Lexend Light" w:cs="Lexend Light" w:eastAsia="Lexend Light" w:hAnsi="Lexend Light"/>
+                <w:b w:val="0"/>
+                <w:bCs w:val="0"/>
+                <w:color w:val="EA1B3D"/>
+                <w:sz w:val="20"/>
+                <w:szCs w:val="20"/>
+              </w:rPr>
             </w:pPr>
             <w:bookmarkStart w:colFirst="0" w:colLast="0" w:name="_6ss1ldcg9sb" w:id="37"/>
             <w:bookmarkEnd w:id="37"/>
             <w:r>
               <w:rPr>
+                <w:rFonts w:ascii="Lexend Light" w:cs="Lexend Light" w:eastAsia="Lexend Light" w:hAnsi="Lexend Light"/>
+                <w:b w:val="0"/>
+                <w:bCs w:val="0"/>
+                <w:color w:val="EA1B3D"/>
+                <w:sz w:val="20"/>
+                <w:szCs w:val="20"/>
                 <w:rtl w:val="0"/>
               </w:rPr>
               <w:t xml:space="preserve">Managerial Experience</w:t>
@@ -954,10 +1321,23 @@
             <w:pPr>
               <w:spacing w:before="0" w:after="96" w:line="276" w:lineRule="auto"/>
               <w:jc w:val="left"/>
-              <w:rPr/>
-            </w:pPr>
-            <w:r>
-              <w:rPr>
+              <w:rPr>
+                <w:rFonts w:ascii="Lexend Light" w:cs="Lexend Light" w:eastAsia="Lexend Light" w:hAnsi="Lexend Light"/>
+                <w:b w:val="0"/>
+                <w:bCs w:val="0"/>
+                <w:color w:val="373742"/>
+                <w:sz w:val="22"/>
+                <w:szCs w:val="22"/>
+              </w:rPr>
+            </w:pPr>
+            <w:r>
+              <w:rPr>
+                <w:rFonts w:ascii="Lexend Light" w:cs="Lexend Light" w:eastAsia="Lexend Light" w:hAnsi="Lexend Light"/>
+                <w:b w:val="0"/>
+                <w:bCs w:val="0"/>
+                <w:color w:val="373742"/>
+                <w:sz w:val="22"/>
+                <w:szCs w:val="22"/>
                 <w:rtl w:val="0"/>
               </w:rPr>
               <w:t xml:space="preserve">{.}</w:t>
@@ -970,16 +1350,9 @@
           </w:p>
           <w:p>
             <w:pPr>
+              <w:spacing w:before="0" w:after="0" w:line="240" w:lineRule="exact"/>
               <w:jc w:val="left"/>
-              <w:rPr>
-                <w:color w:val="231f20"/>
-              </w:rPr>
-            </w:pPr>
-            <w:r>
-              <w:rPr>
-                <w:rtl w:val="0"/>
-              </w:rPr>
-            </w:r>
+            </w:pPr>
           </w:p>
           <w:p>
             <w:r>
@@ -994,13 +1367,27 @@
           <w:p>
             <w:pPr>
               <w:pStyle w:val="Heading1"/>
+              <w:spacing w:before="254" w:after="219" w:line="300" w:lineRule="exact"/>
               <w:jc w:val="left"/>
-              <w:rPr/>
+              <w:rPr>
+                <w:rFonts w:ascii="Lexend Light" w:cs="Lexend Light" w:eastAsia="Lexend Light" w:hAnsi="Lexend Light"/>
+                <w:b w:val="0"/>
+                <w:bCs w:val="0"/>
+                <w:color w:val="EA1B3D"/>
+                <w:sz w:val="20"/>
+                <w:szCs w:val="20"/>
+              </w:rPr>
             </w:pPr>
             <w:bookmarkStart w:colFirst="0" w:colLast="0" w:name="_jheiv7ka0yr2" w:id="39"/>
             <w:bookmarkEnd w:id="39"/>
             <w:r>
               <w:rPr>
+                <w:rFonts w:ascii="Lexend Light" w:cs="Lexend Light" w:eastAsia="Lexend Light" w:hAnsi="Lexend Light"/>
+                <w:b w:val="0"/>
+                <w:bCs w:val="0"/>
+                <w:color w:val="EA1B3D"/>
+                <w:sz w:val="20"/>
+                <w:szCs w:val="20"/>
                 <w:rtl w:val="0"/>
               </w:rPr>
               <w:t xml:space="preserve">Domain</w:t>
@@ -1016,10 +1403,23 @@
               <w:spacing w:before="0" w:after="96" w:line="276" w:lineRule="auto"/>
               <w:ind w:left="0" w:firstLine="0"/>
               <w:jc w:val="left"/>
-              <w:rPr/>
-            </w:pPr>
-            <w:r>
-              <w:rPr>
+              <w:rPr>
+                <w:rFonts w:ascii="Lexend Light" w:cs="Lexend Light" w:eastAsia="Lexend Light" w:hAnsi="Lexend Light"/>
+                <w:b w:val="0"/>
+                <w:bCs w:val="0"/>
+                <w:color w:val="373742"/>
+                <w:sz w:val="22"/>
+                <w:szCs w:val="22"/>
+              </w:rPr>
+            </w:pPr>
+            <w:r>
+              <w:rPr>
+                <w:rFonts w:ascii="Lexend Light" w:cs="Lexend Light" w:eastAsia="Lexend Light" w:hAnsi="Lexend Light"/>
+                <w:b w:val="0"/>
+                <w:bCs w:val="0"/>
+                <w:color w:val="373742"/>
+                <w:sz w:val="22"/>
+                <w:szCs w:val="22"/>
                 <w:rtl w:val="0"/>
               </w:rPr>
               <w:t xml:space="preserve">{.}</w:t>
@@ -1033,10 +1433,7 @@
           <w:p>
             <w:pPr>
               <w:pageBreakBefore w:val="0"/>
-              <w:numPr>
-                <w:ilvl w:val="0"/>
-                <w:numId w:val="2"/>
-              </w:numPr>
+              <w:spacing w:before="0" w:after="0" w:line="240" w:lineRule="exact"/>
               <w:ind w:right="300"/>
               <w:jc w:val="left"/>
               <w:rPr>
@@ -1062,14 +1459,28 @@
           <w:p>
             <w:pPr>
               <w:pStyle w:val="Heading1"/>
+              <w:spacing w:before="254" w:after="219" w:line="300" w:lineRule="exact"/>
               <w:ind w:left="0" w:firstLine="0"/>
               <w:jc w:val="left"/>
-              <w:rPr/>
+              <w:rPr>
+                <w:rFonts w:ascii="Lexend Light" w:cs="Lexend Light" w:eastAsia="Lexend Light" w:hAnsi="Lexend Light"/>
+                <w:b w:val="0"/>
+                <w:bCs w:val="0"/>
+                <w:color w:val="EA1B3D"/>
+                <w:sz w:val="20"/>
+                <w:szCs w:val="20"/>
+              </w:rPr>
             </w:pPr>
             <w:bookmarkStart w:colFirst="0" w:colLast="0" w:name="_z0t9ghvt0kxt" w:id="40"/>
             <w:bookmarkEnd w:id="40"/>
             <w:r>
               <w:rPr>
+                <w:rFonts w:ascii="Lexend Light" w:cs="Lexend Light" w:eastAsia="Lexend Light" w:hAnsi="Lexend Light"/>
+                <w:b w:val="0"/>
+                <w:bCs w:val="0"/>
+                <w:color w:val="EA1B3D"/>
+                <w:sz w:val="20"/>
+                <w:szCs w:val="20"/>
                 <w:rtl w:val="0"/>
               </w:rPr>
               <w:t xml:space="preserve">Languages</w:t>
@@ -1084,10 +1495,23 @@
             <w:pPr>
               <w:spacing w:before="0" w:after="96" w:line="276" w:lineRule="auto"/>
               <w:jc w:val="left"/>
-              <w:rPr/>
-            </w:pPr>
-            <w:r>
-              <w:rPr>
+              <w:rPr>
+                <w:rFonts w:ascii="Lexend Light" w:cs="Lexend Light" w:eastAsia="Lexend Light" w:hAnsi="Lexend Light"/>
+                <w:b w:val="0"/>
+                <w:bCs w:val="0"/>
+                <w:color w:val="373742"/>
+                <w:sz w:val="22"/>
+                <w:szCs w:val="22"/>
+              </w:rPr>
+            </w:pPr>
+            <w:r>
+              <w:rPr>
+                <w:rFonts w:ascii="Lexend Light" w:cs="Lexend Light" w:eastAsia="Lexend Light" w:hAnsi="Lexend Light"/>
+                <w:b w:val="0"/>
+                <w:bCs w:val="0"/>
+                <w:color w:val="373742"/>
+                <w:sz w:val="22"/>
+                <w:szCs w:val="22"/>
                 <w:rtl w:val="0"/>
               </w:rPr>
               <w:t xml:space="preserve">{.}</w:t>
@@ -1119,7 +1543,7 @@
       <w:headerReference r:id="rId7" w:type="default"/>
       <w:footerReference r:id="rId8" w:type="default"/>
       <w:pgSz w:h="15840" w:w="12240" w:orient="portrait"/>
-      <w:pgMar w:bottom="863.9999999999999" w:top="576" w:left="863.9999999999999" w:right="863.9999999999999" w:header="0" w:footer="720"/>
+      <w:pgMar w:top="576" w:right="864" w:bottom="864" w:left="864" w:header="0" w:footer="720" w:gutter="0"/>
       <w:pgNumType w:start="1"/>
     </w:sectPr>
   </w:body>

--- a/public/templates/internal.docx
+++ b/public/templates/internal.docx
@@ -231,6 +231,22 @@
           </w:p>
           <w:p>
             <w:r>
+              <w:t xml:space="preserve">{^hasExperienceSummary}</w:t>
+            </w:r>
+          </w:p>
+          <w:p>
+            <w:pPr>
+              <w:spacing w:before="0" w:after="0" w:line="332" w:lineRule="exact"/>
+              <w:jc w:val="left"/>
+            </w:pPr>
+          </w:p>
+          <w:p>
+            <w:r>
+              <w:t xml:space="preserve">{/hasExperienceSummary}</w:t>
+            </w:r>
+          </w:p>
+          <w:p>
+            <w:r>
               <w:t xml:space="preserve">{#hasSpecialization}</w:t>
             </w:r>
           </w:p>
@@ -263,6 +279,32 @@
             <w:r>
               <w:t xml:space="preserve">{/hasSpecialization}</w:t>
             </w:r>
+          </w:p>
+          <w:p>
+            <w:r>
+              <w:t xml:space="preserve">{^hasSpecialization}</w:t>
+            </w:r>
+          </w:p>
+          <w:p>
+            <w:pPr>
+              <w:spacing w:before="0" w:after="0" w:line="348" w:lineRule="exact"/>
+              <w:jc w:val="left"/>
+            </w:pPr>
+          </w:p>
+          <w:p>
+            <w:r>
+              <w:t xml:space="preserve">{/hasSpecialization}</w:t>
+            </w:r>
+          </w:p>
+          <w:p>
+            <w:pPr>
+              <w:pBdr>
+                <w:bottom w:val="single" w:sz="8" w:space="0" w:color="888888"/>
+              </w:pBdr>
+              <w:spacing w:before="0" w:after="0" w:line="154" w:lineRule="exact"/>
+              <w:ind w:left="66" w:right="376" w:firstLine="0"/>
+              <w:jc w:val="left"/>
+            </w:pPr>
           </w:p>
         </w:tc>
       </w:tr>
@@ -498,6 +540,7 @@
                 <w:color w:val="373742"/>
                 <w:sz w:val="22"/>
                 <w:szCs w:val="22"/>
+                <w:u w:val="single"/>
               </w:rPr>
             </w:pPr>
             <w:bookmarkStart w:colFirst="0" w:colLast="0" w:name="_gfiut3vv9g0y" w:id="7"/>
@@ -510,6 +553,7 @@
                 <w:color w:val="373742"/>
                 <w:sz w:val="22"/>
                 <w:szCs w:val="22"/>
+                <w:u w:val="single"/>
                 <w:rtl w:val="0"/>
               </w:rPr>
               <w:t xml:space="preserve">Project {number}{#hasDuration} - {duration}{/hasDuration}</w:t>

--- a/public/templates/internal.docx
+++ b/public/templates/internal.docx
@@ -30,6 +30,46 @@
           <w:rtl w:val="0"/>
         </w:rPr>
         <w:t xml:space="preserve">A PROUD MEMBER OF</w:t>
+      </w:r>
+      <w:r>
+        <w:drawing>
+          <wp:anchor distT="0" distB="0" distL="0" distR="0" simplePos="0" relativeHeight="2" behindDoc="0" locked="0" layoutInCell="0" allowOverlap="1">
+            <wp:simplePos x="0" y="0"/>
+            <wp:positionH relativeFrom="page">
+              <wp:posOffset>685800</wp:posOffset>
+            </wp:positionH>
+            <wp:positionV relativeFrom="page">
+              <wp:posOffset>1860550</wp:posOffset>
+            </wp:positionV>
+            <wp:extent cx="6184900" cy="0"/>
+            <wp:effectExtent l="0" t="0" r="0" b="0"/>
+            <wp:wrapNone/>
+            <wp:docPr id="102" name="header rule"/>
+            <wp:cNvGraphicFramePr/>
+            <a:graphic>
+              <a:graphicData uri="http://schemas.microsoft.com/office/word/2010/wordprocessingShape">
+                <wps:wsp>
+                  <wps:cNvCnPr/>
+                  <wps:spPr>
+                    <a:xfrm>
+                      <a:off x="0" y="0"/>
+                      <a:ext cx="6184900" cy="0"/>
+                    </a:xfrm>
+                    <a:prstGeom prst="line">
+                      <a:avLst/>
+                    </a:prstGeom>
+                    <a:ln w="12700">
+                      <a:solidFill>
+                        <a:srgbClr val="888888"/>
+                      </a:solidFill>
+                    </a:ln>
+                  </wps:spPr>
+                  <wps:bodyPr/>
+                </wps:wsp>
+              </a:graphicData>
+            </a:graphic>
+          </wp:anchor>
+        </w:drawing>
       </w:r>
     </w:p>
     <w:tbl>
@@ -231,22 +271,6 @@
           </w:p>
           <w:p>
             <w:r>
-              <w:t xml:space="preserve">{^hasExperienceSummary}</w:t>
-            </w:r>
-          </w:p>
-          <w:p>
-            <w:pPr>
-              <w:spacing w:before="0" w:after="0" w:line="332" w:lineRule="exact"/>
-              <w:jc w:val="left"/>
-            </w:pPr>
-          </w:p>
-          <w:p>
-            <w:r>
-              <w:t xml:space="preserve">{/hasExperienceSummary}</w:t>
-            </w:r>
-          </w:p>
-          <w:p>
-            <w:r>
               <w:t xml:space="preserve">{#hasSpecialization}</w:t>
             </w:r>
           </w:p>
@@ -279,32 +303,6 @@
             <w:r>
               <w:t xml:space="preserve">{/hasSpecialization}</w:t>
             </w:r>
-          </w:p>
-          <w:p>
-            <w:r>
-              <w:t xml:space="preserve">{^hasSpecialization}</w:t>
-            </w:r>
-          </w:p>
-          <w:p>
-            <w:pPr>
-              <w:spacing w:before="0" w:after="0" w:line="348" w:lineRule="exact"/>
-              <w:jc w:val="left"/>
-            </w:pPr>
-          </w:p>
-          <w:p>
-            <w:r>
-              <w:t xml:space="preserve">{/hasSpecialization}</w:t>
-            </w:r>
-          </w:p>
-          <w:p>
-            <w:pPr>
-              <w:pBdr>
-                <w:bottom w:val="single" w:sz="8" w:space="0" w:color="888888"/>
-              </w:pBdr>
-              <w:spacing w:before="0" w:after="0" w:line="154" w:lineRule="exact"/>
-              <w:ind w:left="66" w:right="376" w:firstLine="0"/>
-              <w:jc w:val="left"/>
-            </w:pPr>
           </w:p>
         </w:tc>
       </w:tr>

--- a/public/templates/internal.docx
+++ b/public/templates/internal.docx
@@ -1103,23 +1103,23 @@
           </w:p>
           <w:p>
             <w:pPr>
-              <w:spacing w:before="0" w:after="96" w:line="276" w:lineRule="auto"/>
+              <w:spacing w:before="0" w:after="224" w:line="276" w:lineRule="auto"/>
               <w:jc w:val="left"/>
               <w:rPr>
                 <w:rFonts w:ascii="Lexend Light" w:cs="Lexend Light" w:eastAsia="Lexend Light" w:hAnsi="Lexend Light"/>
                 <w:b w:val="0"/>
                 <w:bCs w:val="0"/>
-                <w:color w:val="373742"/>
-                <w:sz w:val="22"/>
-                <w:szCs w:val="22"/>
-              </w:rPr>
-            </w:pPr>
-            <w:r>
-              <w:rPr>
-                <w:rFonts w:ascii="Lexend Light" w:cs="Lexend Light" w:eastAsia="Lexend Light" w:hAnsi="Lexend Light"/>
-                <w:b w:val="0"/>
-                <w:bCs w:val="0"/>
-                <w:color w:val="373742"/>
+                <w:color w:val="231F20"/>
+                <w:sz w:val="22"/>
+                <w:szCs w:val="22"/>
+              </w:rPr>
+            </w:pPr>
+            <w:r>
+              <w:rPr>
+                <w:rFonts w:ascii="Lexend Light" w:cs="Lexend Light" w:eastAsia="Lexend Light" w:hAnsi="Lexend Light"/>
+                <w:b w:val="0"/>
+                <w:bCs w:val="0"/>
+                <w:color w:val="231F20"/>
                 <w:sz w:val="22"/>
                 <w:szCs w:val="22"/>
                 <w:rtl w:val="0"/>
@@ -1134,7 +1134,7 @@
           </w:p>
           <w:p>
             <w:pPr>
-              <w:spacing w:before="0" w:after="0" w:line="240" w:lineRule="exact"/>
+              <w:spacing w:before="0" w:after="0" w:line="166" w:lineRule="exact"/>
               <w:jc w:val="left"/>
             </w:pPr>
           </w:p>
@@ -1146,7 +1146,7 @@
           <w:p>
             <w:pPr>
               <w:pStyle w:val="Heading1"/>
-              <w:spacing w:before="254" w:after="219" w:line="300" w:lineRule="exact"/>
+              <w:spacing w:before="200" w:after="219" w:line="300" w:lineRule="exact"/>
               <w:jc w:val="left"/>
               <w:rPr>
                 <w:rFonts w:ascii="Lexend Light" w:cs="Lexend Light" w:eastAsia="Lexend Light" w:hAnsi="Lexend Light"/>
@@ -1183,23 +1183,23 @@
                 <w:ilvl w:val="0"/>
                 <w:numId w:val="2"/>
               </w:numPr>
-              <w:spacing w:before="0" w:after="96" w:line="276" w:lineRule="auto"/>
+              <w:spacing w:before="0" w:after="150" w:line="276" w:lineRule="auto"/>
               <w:jc w:val="left"/>
               <w:rPr>
                 <w:rFonts w:ascii="Lexend Light" w:cs="Lexend Light" w:eastAsia="Lexend Light" w:hAnsi="Lexend Light"/>
                 <w:b w:val="0"/>
                 <w:bCs w:val="0"/>
-                <w:color w:val="373742"/>
-                <w:sz w:val="22"/>
-                <w:szCs w:val="22"/>
-              </w:rPr>
-            </w:pPr>
-            <w:r>
-              <w:rPr>
-                <w:rFonts w:ascii="Lexend Light" w:cs="Lexend Light" w:eastAsia="Lexend Light" w:hAnsi="Lexend Light"/>
-                <w:b w:val="0"/>
-                <w:bCs w:val="0"/>
-                <w:color w:val="373742"/>
+                <w:color w:val="231F20"/>
+                <w:sz w:val="22"/>
+                <w:szCs w:val="22"/>
+              </w:rPr>
+            </w:pPr>
+            <w:r>
+              <w:rPr>
+                <w:rFonts w:ascii="Lexend Light" w:cs="Lexend Light" w:eastAsia="Lexend Light" w:hAnsi="Lexend Light"/>
+                <w:b w:val="0"/>
+                <w:bCs w:val="0"/>
+                <w:color w:val="231F20"/>
                 <w:sz w:val="22"/>
                 <w:szCs w:val="22"/>
                 <w:rtl w:val="0"/>
@@ -1239,7 +1239,7 @@
           <w:p>
             <w:pPr>
               <w:pStyle w:val="Heading1"/>
-              <w:spacing w:before="254" w:after="219" w:line="300" w:lineRule="exact"/>
+              <w:spacing w:before="200" w:after="219" w:line="300" w:lineRule="exact"/>
               <w:jc w:val="left"/>
               <w:rPr>
                 <w:rFonts w:ascii="Lexend Light" w:cs="Lexend Light" w:eastAsia="Lexend Light" w:hAnsi="Lexend Light"/>
@@ -1272,24 +1272,24 @@
                 <w:ilvl w:val="0"/>
                 <w:numId w:val="2"/>
               </w:numPr>
-              <w:spacing w:before="0" w:after="96" w:line="276" w:lineRule="auto"/>
+              <w:spacing w:before="0" w:after="150" w:line="276" w:lineRule="auto"/>
               <w:ind w:right="300"/>
               <w:jc w:val="left"/>
               <w:rPr>
                 <w:rFonts w:ascii="Lexend Light" w:cs="Lexend Light" w:eastAsia="Lexend Light" w:hAnsi="Lexend Light"/>
                 <w:b w:val="0"/>
                 <w:bCs w:val="0"/>
-                <w:color w:val="373742"/>
-                <w:sz w:val="22"/>
-                <w:szCs w:val="22"/>
-              </w:rPr>
-            </w:pPr>
-            <w:r>
-              <w:rPr>
-                <w:rFonts w:ascii="Lexend Light" w:cs="Lexend Light" w:eastAsia="Lexend Light" w:hAnsi="Lexend Light"/>
-                <w:b w:val="0"/>
-                <w:bCs w:val="0"/>
-                <w:color w:val="373742"/>
+                <w:color w:val="231F20"/>
+                <w:sz w:val="22"/>
+                <w:szCs w:val="22"/>
+              </w:rPr>
+            </w:pPr>
+            <w:r>
+              <w:rPr>
+                <w:rFonts w:ascii="Lexend Light" w:cs="Lexend Light" w:eastAsia="Lexend Light" w:hAnsi="Lexend Light"/>
+                <w:b w:val="0"/>
+                <w:bCs w:val="0"/>
+                <w:color w:val="231F20"/>
                 <w:sz w:val="22"/>
                 <w:szCs w:val="22"/>
                 <w:rtl w:val="0"/>
@@ -1328,7 +1328,7 @@
           <w:p>
             <w:pPr>
               <w:pStyle w:val="Heading1"/>
-              <w:spacing w:before="254" w:after="219" w:line="300" w:lineRule="exact"/>
+              <w:spacing w:before="200" w:after="219" w:line="300" w:lineRule="exact"/>
               <w:jc w:val="left"/>
               <w:rPr>
                 <w:rFonts w:ascii="Lexend Light" w:cs="Lexend Light" w:eastAsia="Lexend Light" w:hAnsi="Lexend Light"/>
@@ -1361,23 +1361,23 @@
           </w:p>
           <w:p>
             <w:pPr>
-              <w:spacing w:before="0" w:after="96" w:line="276" w:lineRule="auto"/>
+              <w:spacing w:before="0" w:after="150" w:line="276" w:lineRule="auto"/>
               <w:jc w:val="left"/>
               <w:rPr>
                 <w:rFonts w:ascii="Lexend Light" w:cs="Lexend Light" w:eastAsia="Lexend Light" w:hAnsi="Lexend Light"/>
                 <w:b w:val="0"/>
                 <w:bCs w:val="0"/>
-                <w:color w:val="373742"/>
-                <w:sz w:val="22"/>
-                <w:szCs w:val="22"/>
-              </w:rPr>
-            </w:pPr>
-            <w:r>
-              <w:rPr>
-                <w:rFonts w:ascii="Lexend Light" w:cs="Lexend Light" w:eastAsia="Lexend Light" w:hAnsi="Lexend Light"/>
-                <w:b w:val="0"/>
-                <w:bCs w:val="0"/>
-                <w:color w:val="373742"/>
+                <w:color w:val="231F20"/>
+                <w:sz w:val="22"/>
+                <w:szCs w:val="22"/>
+              </w:rPr>
+            </w:pPr>
+            <w:r>
+              <w:rPr>
+                <w:rFonts w:ascii="Lexend Light" w:cs="Lexend Light" w:eastAsia="Lexend Light" w:hAnsi="Lexend Light"/>
+                <w:b w:val="0"/>
+                <w:bCs w:val="0"/>
+                <w:color w:val="231F20"/>
                 <w:sz w:val="22"/>
                 <w:szCs w:val="22"/>
                 <w:rtl w:val="0"/>
@@ -1409,7 +1409,7 @@
           <w:p>
             <w:pPr>
               <w:pStyle w:val="Heading1"/>
-              <w:spacing w:before="254" w:after="219" w:line="300" w:lineRule="exact"/>
+              <w:spacing w:before="200" w:after="219" w:line="300" w:lineRule="exact"/>
               <w:jc w:val="left"/>
               <w:rPr>
                 <w:rFonts w:ascii="Lexend Light" w:cs="Lexend Light" w:eastAsia="Lexend Light" w:hAnsi="Lexend Light"/>
@@ -1442,24 +1442,24 @@
           </w:p>
           <w:p>
             <w:pPr>
-              <w:spacing w:before="0" w:after="96" w:line="276" w:lineRule="auto"/>
+              <w:spacing w:before="0" w:after="150" w:line="276" w:lineRule="auto"/>
               <w:ind w:left="0" w:firstLine="0"/>
               <w:jc w:val="left"/>
               <w:rPr>
                 <w:rFonts w:ascii="Lexend Light" w:cs="Lexend Light" w:eastAsia="Lexend Light" w:hAnsi="Lexend Light"/>
                 <w:b w:val="0"/>
                 <w:bCs w:val="0"/>
-                <w:color w:val="373742"/>
-                <w:sz w:val="22"/>
-                <w:szCs w:val="22"/>
-              </w:rPr>
-            </w:pPr>
-            <w:r>
-              <w:rPr>
-                <w:rFonts w:ascii="Lexend Light" w:cs="Lexend Light" w:eastAsia="Lexend Light" w:hAnsi="Lexend Light"/>
-                <w:b w:val="0"/>
-                <w:bCs w:val="0"/>
-                <w:color w:val="373742"/>
+                <w:color w:val="231F20"/>
+                <w:sz w:val="22"/>
+                <w:szCs w:val="22"/>
+              </w:rPr>
+            </w:pPr>
+            <w:r>
+              <w:rPr>
+                <w:rFonts w:ascii="Lexend Light" w:cs="Lexend Light" w:eastAsia="Lexend Light" w:hAnsi="Lexend Light"/>
+                <w:b w:val="0"/>
+                <w:bCs w:val="0"/>
+                <w:color w:val="231F20"/>
                 <w:sz w:val="22"/>
                 <w:szCs w:val="22"/>
                 <w:rtl w:val="0"/>
@@ -1501,7 +1501,7 @@
           <w:p>
             <w:pPr>
               <w:pStyle w:val="Heading1"/>
-              <w:spacing w:before="254" w:after="219" w:line="300" w:lineRule="exact"/>
+              <w:spacing w:before="200" w:after="219" w:line="300" w:lineRule="exact"/>
               <w:ind w:left="0" w:firstLine="0"/>
               <w:jc w:val="left"/>
               <w:rPr>
@@ -1535,23 +1535,23 @@
           </w:p>
           <w:p>
             <w:pPr>
-              <w:spacing w:before="0" w:after="96" w:line="276" w:lineRule="auto"/>
+              <w:spacing w:before="0" w:after="150" w:line="276" w:lineRule="auto"/>
               <w:jc w:val="left"/>
               <w:rPr>
                 <w:rFonts w:ascii="Lexend Light" w:cs="Lexend Light" w:eastAsia="Lexend Light" w:hAnsi="Lexend Light"/>
                 <w:b w:val="0"/>
                 <w:bCs w:val="0"/>
-                <w:color w:val="373742"/>
-                <w:sz w:val="22"/>
-                <w:szCs w:val="22"/>
-              </w:rPr>
-            </w:pPr>
-            <w:r>
-              <w:rPr>
-                <w:rFonts w:ascii="Lexend Light" w:cs="Lexend Light" w:eastAsia="Lexend Light" w:hAnsi="Lexend Light"/>
-                <w:b w:val="0"/>
-                <w:bCs w:val="0"/>
-                <w:color w:val="373742"/>
+                <w:color w:val="231F20"/>
+                <w:sz w:val="22"/>
+                <w:szCs w:val="22"/>
+              </w:rPr>
+            </w:pPr>
+            <w:r>
+              <w:rPr>
+                <w:rFonts w:ascii="Lexend Light" w:cs="Lexend Light" w:eastAsia="Lexend Light" w:hAnsi="Lexend Light"/>
+                <w:b w:val="0"/>
+                <w:bCs w:val="0"/>
+                <w:color w:val="231F20"/>
                 <w:sz w:val="22"/>
                 <w:szCs w:val="22"/>
                 <w:rtl w:val="0"/>
